--- a/ZZ échanges ChatGpt Gemini/999999  prompt pour  Doc État du Projet.docx
+++ b/ZZ échanges ChatGpt Gemini/999999  prompt pour  Doc État du Projet.docx
@@ -22,7 +22,7 @@
           <w:szCs w:val="24"/>
           <w:lang w:val="fr-FR"/>
         </w:rPr>
-        <w:t>Prompt Maître pour la Génération des Documents de Fin de Session (Version 2)</w:t>
+        <w:t>Prompt Maître pour la Génération des Documents de Fin de Session (Version 2.1)</w:t>
       </w:r>
     </w:p>
     <w:p>
@@ -111,6 +111,8 @@
       <w:pPr>
         <w:rPr>
           <w:rFonts w:ascii="Arial" w:hAnsi="Arial" w:cs="Arial"/>
+          <w:b/>
+          <w:bCs/>
           <w:sz w:val="24"/>
           <w:szCs w:val="24"/>
           <w:lang w:val="fr-FR"/>
@@ -132,7 +134,7 @@
       <w:pPr>
         <w:numPr>
           <w:ilvl w:val="0"/>
-          <w:numId w:val="205"/>
+          <w:numId w:val="210"/>
         </w:numPr>
         <w:rPr>
           <w:rFonts w:ascii="Arial" w:hAnsi="Arial" w:cs="Arial"/>
@@ -148,19 +150,22 @@
           <w:szCs w:val="24"/>
           <w:lang w:val="fr-FR"/>
         </w:rPr>
-        <w:t xml:space="preserve">Si des informations essentielles manquent pour rédiger les rapports (ex: ID, version), </w:t>
+        <w:t>Si des informations essentielles manquent pour rédiger les rapports (ex: ID, version), pose-moi une liste de questions claires.</w:t>
       </w:r>
-      <w:r>
+    </w:p>
+    <w:p>
+      <w:pPr>
+        <w:numPr>
+          <w:ilvl w:val="0"/>
+          <w:numId w:val="210"/>
+        </w:numPr>
         <w:rPr>
           <w:rFonts w:ascii="Arial" w:hAnsi="Arial" w:cs="Arial"/>
-          <w:b/>
-          <w:bCs/>
           <w:sz w:val="24"/>
           <w:szCs w:val="24"/>
           <w:lang w:val="fr-FR"/>
         </w:rPr>
-        <w:t>pose-moi une liste de questions claires</w:t>
-      </w:r>
+      </w:pPr>
       <w:r>
         <w:rPr>
           <w:rFonts w:ascii="Arial" w:hAnsi="Arial" w:cs="Arial"/>
@@ -168,15 +173,11 @@
           <w:szCs w:val="24"/>
           <w:lang w:val="fr-FR"/>
         </w:rPr>
-        <w:t>.</w:t>
+        <w:t>Une fois que j'aurai répondu, tu généreras les deux documents complets ci-dessous.</w:t>
       </w:r>
     </w:p>
     <w:p>
       <w:pPr>
-        <w:numPr>
-          <w:ilvl w:val="0"/>
-          <w:numId w:val="205"/>
-        </w:numPr>
         <w:rPr>
           <w:rFonts w:ascii="Arial" w:hAnsi="Arial" w:cs="Arial"/>
           <w:sz w:val="24"/>
@@ -191,47 +192,8 @@
           <w:szCs w:val="24"/>
           <w:lang w:val="fr-FR"/>
         </w:rPr>
-        <w:t xml:space="preserve">Une fois que j'aurai répondu, tu </w:t>
-      </w:r>
-      <w:r>
-        <w:rPr>
-          <w:rFonts w:ascii="Arial" w:hAnsi="Arial" w:cs="Arial"/>
-          <w:b/>
-          <w:bCs/>
-          <w:sz w:val="24"/>
-          <w:szCs w:val="24"/>
-          <w:lang w:val="fr-FR"/>
-        </w:rPr>
-        <w:t>généreras les deux documents complets ci-dessous</w:t>
-      </w:r>
-      <w:r>
-        <w:rPr>
-          <w:rFonts w:ascii="Arial" w:hAnsi="Arial" w:cs="Arial"/>
-          <w:sz w:val="24"/>
-          <w:szCs w:val="24"/>
-          <w:lang w:val="fr-FR"/>
-        </w:rPr>
-        <w:t>.</w:t>
-      </w:r>
-    </w:p>
-    <w:p>
-      <w:pPr>
-        <w:rPr>
-          <w:rFonts w:ascii="Arial" w:hAnsi="Arial" w:cs="Arial"/>
-          <w:sz w:val="24"/>
-          <w:szCs w:val="24"/>
-          <w:lang w:val="fr-FR"/>
-        </w:rPr>
-      </w:pPr>
-      <w:r>
-        <w:rPr>
-          <w:rFonts w:ascii="Arial" w:hAnsi="Arial" w:cs="Arial"/>
-          <w:sz w:val="24"/>
-          <w:szCs w:val="24"/>
-          <w:lang w:val="fr-FR"/>
-        </w:rPr>
-        <w:pict w14:anchorId="6F608DA6">
-          <v:rect id="_x0000_i1039" style="width:0;height:1.5pt" o:hralign="center" o:hrstd="t" o:hr="t" fillcolor="#a0a0a0" stroked="f"/>
+        <w:pict w14:anchorId="39A36203">
+          <v:rect id="_x0000_i1046" style="width:0;height:1.5pt" o:hralign="center" o:hrstd="t" o:hr="t" fillcolor="#a0a0a0" stroked="f"/>
         </w:pict>
       </w:r>
     </w:p>
@@ -270,8 +232,6 @@
       <w:r>
         <w:rPr>
           <w:rFonts w:ascii="Arial" w:hAnsi="Arial" w:cs="Arial"/>
-          <w:i/>
-          <w:iCs/>
           <w:sz w:val="24"/>
           <w:szCs w:val="24"/>
           <w:lang w:val="fr-FR"/>
@@ -304,7 +264,7 @@
       <w:pPr>
         <w:numPr>
           <w:ilvl w:val="0"/>
-          <w:numId w:val="206"/>
+          <w:numId w:val="211"/>
         </w:numPr>
         <w:rPr>
           <w:rFonts w:ascii="Arial" w:hAnsi="Arial" w:cs="Arial"/>
@@ -327,7 +287,7 @@
       <w:pPr>
         <w:numPr>
           <w:ilvl w:val="0"/>
-          <w:numId w:val="206"/>
+          <w:numId w:val="211"/>
         </w:numPr>
         <w:rPr>
           <w:rFonts w:ascii="Arial" w:hAnsi="Arial" w:cs="Arial"/>
@@ -343,27 +303,7 @@
           <w:szCs w:val="24"/>
           <w:lang w:val="fr-FR"/>
         </w:rPr>
-        <w:t>Puis ajoute : « Les consignes impératives pour cette session : • donne Une seule consigne à la fois, détaillée et concise. • Je décode le vocabulaire technique (</w:t>
-      </w:r>
-      <w:proofErr w:type="gramStart"/>
-      <w:r>
-        <w:rPr>
-          <w:rFonts w:ascii="Arial" w:hAnsi="Arial" w:cs="Arial"/>
-          <w:sz w:val="24"/>
-          <w:szCs w:val="24"/>
-          <w:lang w:val="fr-FR"/>
-        </w:rPr>
-        <w:t>non programmeur</w:t>
-      </w:r>
-      <w:proofErr w:type="gramEnd"/>
-      <w:r>
-        <w:rPr>
-          <w:rFonts w:ascii="Arial" w:hAnsi="Arial" w:cs="Arial"/>
-          <w:sz w:val="24"/>
-          <w:szCs w:val="24"/>
-          <w:lang w:val="fr-FR"/>
-        </w:rPr>
-        <w:t>). • À chaque consigne, j’indique le nom de l’étape suivante (juste le nom, pas le détail). »</w:t>
+        <w:t>Puis ajoute : « Les consignes impératives pour cette session : • donne Une seule consigne à la fois, détaillée et concise. • Je décode le vocabulaire technique (non programmeur). • À chaque consigne, j’indique le nom de l’étape suivante (juste le nom, pas le détail). »</w:t>
       </w:r>
     </w:p>
     <w:p>
@@ -391,7 +331,7 @@
       <w:pPr>
         <w:numPr>
           <w:ilvl w:val="0"/>
-          <w:numId w:val="207"/>
+          <w:numId w:val="212"/>
         </w:numPr>
         <w:rPr>
           <w:rFonts w:ascii="Arial" w:hAnsi="Arial" w:cs="Arial"/>
@@ -425,7 +365,7 @@
       <w:pPr>
         <w:numPr>
           <w:ilvl w:val="0"/>
-          <w:numId w:val="207"/>
+          <w:numId w:val="212"/>
         </w:numPr>
         <w:rPr>
           <w:rFonts w:ascii="Arial" w:hAnsi="Arial" w:cs="Arial"/>
@@ -459,7 +399,7 @@
       <w:pPr>
         <w:numPr>
           <w:ilvl w:val="0"/>
-          <w:numId w:val="207"/>
+          <w:numId w:val="212"/>
         </w:numPr>
         <w:rPr>
           <w:rFonts w:ascii="Arial" w:hAnsi="Arial" w:cs="Arial"/>
@@ -533,7 +473,7 @@
       <w:pPr>
         <w:numPr>
           <w:ilvl w:val="0"/>
-          <w:numId w:val="207"/>
+          <w:numId w:val="212"/>
         </w:numPr>
         <w:rPr>
           <w:rFonts w:ascii="Arial" w:hAnsi="Arial" w:cs="Arial"/>
@@ -551,7 +491,7 @@
           <w:szCs w:val="24"/>
           <w:lang w:val="fr-FR"/>
         </w:rPr>
-        <w:t>Ce qui a été fait aujourd’hui (delta)</w:t>
+        <w:t>Ce qui a été fait aujourd’hui (Delta)</w:t>
       </w:r>
       <w:r>
         <w:rPr>
@@ -567,7 +507,7 @@
       <w:pPr>
         <w:numPr>
           <w:ilvl w:val="0"/>
-          <w:numId w:val="207"/>
+          <w:numId w:val="212"/>
         </w:numPr>
         <w:rPr>
           <w:rFonts w:ascii="Arial" w:hAnsi="Arial" w:cs="Arial"/>
@@ -601,7 +541,7 @@
       <w:pPr>
         <w:numPr>
           <w:ilvl w:val="0"/>
-          <w:numId w:val="207"/>
+          <w:numId w:val="212"/>
         </w:numPr>
         <w:rPr>
           <w:rFonts w:ascii="Arial" w:hAnsi="Arial" w:cs="Arial"/>
@@ -635,7 +575,7 @@
       <w:pPr>
         <w:numPr>
           <w:ilvl w:val="0"/>
-          <w:numId w:val="207"/>
+          <w:numId w:val="212"/>
         </w:numPr>
         <w:rPr>
           <w:rFonts w:ascii="Arial" w:hAnsi="Arial" w:cs="Arial"/>
@@ -682,7 +622,7 @@
       <w:pPr>
         <w:numPr>
           <w:ilvl w:val="0"/>
-          <w:numId w:val="207"/>
+          <w:numId w:val="212"/>
         </w:numPr>
         <w:rPr>
           <w:rFonts w:ascii="Arial" w:hAnsi="Arial" w:cs="Arial"/>
@@ -729,7 +669,7 @@
       <w:pPr>
         <w:numPr>
           <w:ilvl w:val="0"/>
-          <w:numId w:val="207"/>
+          <w:numId w:val="212"/>
         </w:numPr>
         <w:rPr>
           <w:rFonts w:ascii="Arial" w:hAnsi="Arial" w:cs="Arial"/>
@@ -747,14 +687,23 @@
           <w:szCs w:val="24"/>
           <w:lang w:val="fr-FR"/>
         </w:rPr>
-        <w:t>Annexes Persistantes (À fusionner avec la version précédente si fournie)</w:t>
+        <w:t>Annexes Persistantes</w:t>
+      </w:r>
+      <w:r>
+        <w:rPr>
+          <w:rFonts w:ascii="Arial" w:hAnsi="Arial" w:cs="Arial"/>
+          <w:sz w:val="24"/>
+          <w:szCs w:val="24"/>
+          <w:lang w:val="fr-FR"/>
+        </w:rPr>
+        <w:t xml:space="preserve"> (À fusionner avec la version précédente si fournie)</w:t>
       </w:r>
     </w:p>
     <w:p>
       <w:pPr>
         <w:numPr>
           <w:ilvl w:val="1"/>
-          <w:numId w:val="207"/>
+          <w:numId w:val="212"/>
         </w:numPr>
         <w:rPr>
           <w:rFonts w:ascii="Arial" w:hAnsi="Arial" w:cs="Arial"/>
@@ -766,8 +715,6 @@
       <w:r>
         <w:rPr>
           <w:rFonts w:ascii="Arial" w:hAnsi="Arial" w:cs="Arial"/>
-          <w:b/>
-          <w:bCs/>
           <w:sz w:val="24"/>
           <w:szCs w:val="24"/>
           <w:lang w:val="fr-FR"/>
@@ -779,7 +726,7 @@
       <w:pPr>
         <w:numPr>
           <w:ilvl w:val="1"/>
-          <w:numId w:val="207"/>
+          <w:numId w:val="212"/>
         </w:numPr>
         <w:rPr>
           <w:rFonts w:ascii="Arial" w:hAnsi="Arial" w:cs="Arial"/>
@@ -791,12 +738,11 @@
       <w:r>
         <w:rPr>
           <w:rFonts w:ascii="Arial" w:hAnsi="Arial" w:cs="Arial"/>
-          <w:b/>
-          <w:bCs/>
           <w:sz w:val="24"/>
           <w:szCs w:val="24"/>
           <w:lang w:val="fr-FR"/>
         </w:rPr>
+        <w:lastRenderedPageBreak/>
         <w:t>Annexe A — Glossaire</w:t>
       </w:r>
     </w:p>
@@ -804,7 +750,7 @@
       <w:pPr>
         <w:numPr>
           <w:ilvl w:val="1"/>
-          <w:numId w:val="207"/>
+          <w:numId w:val="212"/>
         </w:numPr>
         <w:rPr>
           <w:rFonts w:ascii="Arial" w:hAnsi="Arial" w:cs="Arial"/>
@@ -816,13 +762,10 @@
       <w:r>
         <w:rPr>
           <w:rFonts w:ascii="Arial" w:hAnsi="Arial" w:cs="Arial"/>
-          <w:b/>
-          <w:bCs/>
           <w:sz w:val="24"/>
           <w:szCs w:val="24"/>
           <w:lang w:val="fr-FR"/>
         </w:rPr>
-        <w:lastRenderedPageBreak/>
         <w:t>Annexe B — Registre des variables</w:t>
       </w:r>
     </w:p>
@@ -842,8 +785,8 @@
           <w:szCs w:val="24"/>
           <w:lang w:val="fr-FR"/>
         </w:rPr>
-        <w:pict w14:anchorId="662702BA">
-          <v:rect id="_x0000_i1040" style="width:0;height:1.5pt" o:hralign="center" o:hrstd="t" o:hr="t" fillcolor="#a0a0a0" stroked="f"/>
+        <w:pict w14:anchorId="4BF3EE92">
+          <v:rect id="_x0000_i1047" style="width:0;height:1.5pt" o:hralign="center" o:hrstd="t" o:hr="t" fillcolor="#a0a0a0" stroked="f"/>
         </w:pict>
       </w:r>
     </w:p>
@@ -882,8 +825,6 @@
       <w:r>
         <w:rPr>
           <w:rFonts w:ascii="Arial" w:hAnsi="Arial" w:cs="Arial"/>
-          <w:i/>
-          <w:iCs/>
           <w:sz w:val="24"/>
           <w:szCs w:val="24"/>
           <w:lang w:val="fr-FR"/>
@@ -895,8 +836,6 @@
           <w:rFonts w:ascii="Arial" w:hAnsi="Arial" w:cs="Arial"/>
           <w:b/>
           <w:bCs/>
-          <w:i/>
-          <w:iCs/>
           <w:sz w:val="24"/>
           <w:szCs w:val="24"/>
           <w:lang w:val="fr-FR"/>
@@ -906,37 +845,11 @@
       <w:r>
         <w:rPr>
           <w:rFonts w:ascii="Arial" w:hAnsi="Arial" w:cs="Arial"/>
-          <w:i/>
-          <w:iCs/>
           <w:sz w:val="24"/>
           <w:szCs w:val="24"/>
           <w:lang w:val="fr-FR"/>
         </w:rPr>
-        <w:t xml:space="preserve"> directement dans le tableau </w:t>
-      </w:r>
-      <w:r>
-        <w:rPr>
-          <w:rFonts w:ascii="Arial" w:hAnsi="Arial" w:cs="Arial"/>
-          <w:b/>
-          <w:bCs/>
-          <w:i/>
-          <w:iCs/>
-          <w:sz w:val="24"/>
-          <w:szCs w:val="24"/>
-          <w:lang w:val="fr-FR"/>
-        </w:rPr>
-        <w:t>"Journal des Modifications"</w:t>
-      </w:r>
-      <w:r>
-        <w:rPr>
-          <w:rFonts w:ascii="Arial" w:hAnsi="Arial" w:cs="Arial"/>
-          <w:i/>
-          <w:iCs/>
-          <w:sz w:val="24"/>
-          <w:szCs w:val="24"/>
-          <w:lang w:val="fr-FR"/>
-        </w:rPr>
-        <w:t xml:space="preserve"> situé au début du "Cahier des Charges Maître".</w:t>
+        <w:t xml:space="preserve"> directement dans le tableau "Journal des Modifications" situé au début du "Cahier des Charges Maître".</w:t>
       </w:r>
     </w:p>
     <w:p>
@@ -964,7 +877,7 @@
       <w:pPr>
         <w:numPr>
           <w:ilvl w:val="0"/>
-          <w:numId w:val="208"/>
+          <w:numId w:val="213"/>
         </w:numPr>
         <w:rPr>
           <w:rFonts w:ascii="Arial" w:hAnsi="Arial" w:cs="Arial"/>
@@ -980,25 +893,12 @@
           <w:szCs w:val="24"/>
           <w:lang w:val="fr-FR"/>
         </w:rPr>
-        <w:t xml:space="preserve">Le format doit être un </w:t>
-      </w:r>
-      <w:r>
-        <w:rPr>
-          <w:rFonts w:ascii="Arial" w:hAnsi="Arial" w:cs="Arial"/>
-          <w:b/>
-          <w:bCs/>
-          <w:sz w:val="24"/>
-          <w:szCs w:val="24"/>
-          <w:lang w:val="fr-FR"/>
-        </w:rPr>
-        <w:t xml:space="preserve">bloc de texte </w:t>
+        <w:t xml:space="preserve">Le format doit être un bloc de texte </w:t>
       </w:r>
       <w:proofErr w:type="spellStart"/>
       <w:r>
         <w:rPr>
           <w:rFonts w:ascii="Arial" w:hAnsi="Arial" w:cs="Arial"/>
-          <w:b/>
-          <w:bCs/>
           <w:sz w:val="24"/>
           <w:szCs w:val="24"/>
           <w:lang w:val="fr-FR"/>
@@ -1009,29 +909,18 @@
       <w:r>
         <w:rPr>
           <w:rFonts w:ascii="Arial" w:hAnsi="Arial" w:cs="Arial"/>
-          <w:b/>
-          <w:bCs/>
           <w:sz w:val="24"/>
           <w:szCs w:val="24"/>
           <w:lang w:val="fr-FR"/>
         </w:rPr>
-        <w:t xml:space="preserve"> concis</w:t>
-      </w:r>
-      <w:r>
-        <w:rPr>
-          <w:rFonts w:ascii="Arial" w:hAnsi="Arial" w:cs="Arial"/>
-          <w:sz w:val="24"/>
-          <w:szCs w:val="24"/>
-          <w:lang w:val="fr-FR"/>
-        </w:rPr>
-        <w:t>.</w:t>
+        <w:t xml:space="preserve"> concis.</w:t>
       </w:r>
     </w:p>
     <w:p>
       <w:pPr>
         <w:numPr>
           <w:ilvl w:val="0"/>
-          <w:numId w:val="208"/>
+          <w:numId w:val="213"/>
         </w:numPr>
         <w:rPr>
           <w:rFonts w:ascii="Arial" w:hAnsi="Arial" w:cs="Arial"/>
@@ -1058,7 +947,7 @@
           <w:szCs w:val="24"/>
           <w:lang w:val="fr-FR"/>
         </w:rPr>
-        <w:t>uniquement les décisions qui modifient la stratégie, le périmètre ou l'architecture</w:t>
+        <w:t>uniquement</w:t>
       </w:r>
       <w:r>
         <w:rPr>
@@ -1067,14 +956,14 @@
           <w:szCs w:val="24"/>
           <w:lang w:val="fr-FR"/>
         </w:rPr>
-        <w:t xml:space="preserve"> du projet.</w:t>
+        <w:t xml:space="preserve"> les décisions qui modifient la stratégie, le périmètre ou l'architecture du projet.</w:t>
       </w:r>
     </w:p>
     <w:p>
       <w:pPr>
         <w:numPr>
           <w:ilvl w:val="0"/>
-          <w:numId w:val="208"/>
+          <w:numId w:val="213"/>
         </w:numPr>
         <w:rPr>
           <w:rFonts w:ascii="Arial" w:hAnsi="Arial" w:cs="Arial"/>
@@ -1209,7 +1098,7 @@
       <w:pPr>
         <w:numPr>
           <w:ilvl w:val="0"/>
-          <w:numId w:val="209"/>
+          <w:numId w:val="214"/>
         </w:numPr>
         <w:rPr>
           <w:rFonts w:ascii="Arial" w:hAnsi="Arial" w:cs="Arial"/>
@@ -1243,7 +1132,7 @@
       <w:pPr>
         <w:numPr>
           <w:ilvl w:val="0"/>
-          <w:numId w:val="209"/>
+          <w:numId w:val="214"/>
         </w:numPr>
         <w:rPr>
           <w:rFonts w:ascii="Arial" w:hAnsi="Arial" w:cs="Arial"/>
@@ -1277,7 +1166,7 @@
       <w:pPr>
         <w:numPr>
           <w:ilvl w:val="0"/>
-          <w:numId w:val="209"/>
+          <w:numId w:val="214"/>
         </w:numPr>
         <w:rPr>
           <w:rFonts w:ascii="Arial" w:hAnsi="Arial" w:cs="Arial"/>
@@ -1311,7 +1200,7 @@
       <w:pPr>
         <w:numPr>
           <w:ilvl w:val="0"/>
-          <w:numId w:val="209"/>
+          <w:numId w:val="214"/>
         </w:numPr>
         <w:rPr>
           <w:rFonts w:ascii="Arial" w:hAnsi="Arial" w:cs="Arial"/>
@@ -1338,7 +1227,16 @@
           <w:szCs w:val="24"/>
           <w:lang w:val="fr-FR"/>
         </w:rPr>
-        <w:t xml:space="preserve"> (Ex: Risque des quotas Google reclassé comme "faible" pour le MVP)</w:t>
+        <w:t xml:space="preserve"> (Ex: Risque des quotas Google reclassé comme "faible" pour le MV</w:t>
+      </w:r>
+      <w:r>
+        <w:rPr>
+          <w:rFonts w:ascii="Arial" w:hAnsi="Arial" w:cs="Arial"/>
+          <w:sz w:val="24"/>
+          <w:szCs w:val="24"/>
+          <w:lang w:val="fr-FR"/>
+        </w:rPr>
+        <w:t>P)</w:t>
       </w:r>
     </w:p>
     <w:p>
@@ -9037,6 +8935,155 @@
     </w:lvl>
   </w:abstractNum>
   <w:abstractNum w:abstractNumId="54" w15:restartNumberingAfterBreak="0">
+    <w:nsid w:val="236E6472"/>
+    <w:multiLevelType w:val="multilevel"/>
+    <w:tmpl w:val="5C9E8FDE"/>
+    <w:lvl w:ilvl="0">
+      <w:start w:val="1"/>
+      <w:numFmt w:val="bullet"/>
+      <w:lvlText w:val=""/>
+      <w:lvlJc w:val="left"/>
+      <w:pPr>
+        <w:tabs>
+          <w:tab w:val="num" w:pos="720"/>
+        </w:tabs>
+        <w:ind w:left="720" w:hanging="360"/>
+      </w:pPr>
+      <w:rPr>
+        <w:rFonts w:ascii="Symbol" w:hAnsi="Symbol" w:hint="default"/>
+        <w:sz w:val="20"/>
+      </w:rPr>
+    </w:lvl>
+    <w:lvl w:ilvl="1" w:tentative="1">
+      <w:start w:val="1"/>
+      <w:numFmt w:val="bullet"/>
+      <w:lvlText w:val="o"/>
+      <w:lvlJc w:val="left"/>
+      <w:pPr>
+        <w:tabs>
+          <w:tab w:val="num" w:pos="1440"/>
+        </w:tabs>
+        <w:ind w:left="1440" w:hanging="360"/>
+      </w:pPr>
+      <w:rPr>
+        <w:rFonts w:ascii="Courier New" w:hAnsi="Courier New" w:hint="default"/>
+        <w:sz w:val="20"/>
+      </w:rPr>
+    </w:lvl>
+    <w:lvl w:ilvl="2" w:tentative="1">
+      <w:start w:val="1"/>
+      <w:numFmt w:val="bullet"/>
+      <w:lvlText w:val=""/>
+      <w:lvlJc w:val="left"/>
+      <w:pPr>
+        <w:tabs>
+          <w:tab w:val="num" w:pos="2160"/>
+        </w:tabs>
+        <w:ind w:left="2160" w:hanging="360"/>
+      </w:pPr>
+      <w:rPr>
+        <w:rFonts w:ascii="Wingdings" w:hAnsi="Wingdings" w:hint="default"/>
+        <w:sz w:val="20"/>
+      </w:rPr>
+    </w:lvl>
+    <w:lvl w:ilvl="3" w:tentative="1">
+      <w:start w:val="1"/>
+      <w:numFmt w:val="bullet"/>
+      <w:lvlText w:val=""/>
+      <w:lvlJc w:val="left"/>
+      <w:pPr>
+        <w:tabs>
+          <w:tab w:val="num" w:pos="2880"/>
+        </w:tabs>
+        <w:ind w:left="2880" w:hanging="360"/>
+      </w:pPr>
+      <w:rPr>
+        <w:rFonts w:ascii="Wingdings" w:hAnsi="Wingdings" w:hint="default"/>
+        <w:sz w:val="20"/>
+      </w:rPr>
+    </w:lvl>
+    <w:lvl w:ilvl="4" w:tentative="1">
+      <w:start w:val="1"/>
+      <w:numFmt w:val="bullet"/>
+      <w:lvlText w:val=""/>
+      <w:lvlJc w:val="left"/>
+      <w:pPr>
+        <w:tabs>
+          <w:tab w:val="num" w:pos="3600"/>
+        </w:tabs>
+        <w:ind w:left="3600" w:hanging="360"/>
+      </w:pPr>
+      <w:rPr>
+        <w:rFonts w:ascii="Wingdings" w:hAnsi="Wingdings" w:hint="default"/>
+        <w:sz w:val="20"/>
+      </w:rPr>
+    </w:lvl>
+    <w:lvl w:ilvl="5" w:tentative="1">
+      <w:start w:val="1"/>
+      <w:numFmt w:val="bullet"/>
+      <w:lvlText w:val=""/>
+      <w:lvlJc w:val="left"/>
+      <w:pPr>
+        <w:tabs>
+          <w:tab w:val="num" w:pos="4320"/>
+        </w:tabs>
+        <w:ind w:left="4320" w:hanging="360"/>
+      </w:pPr>
+      <w:rPr>
+        <w:rFonts w:ascii="Wingdings" w:hAnsi="Wingdings" w:hint="default"/>
+        <w:sz w:val="20"/>
+      </w:rPr>
+    </w:lvl>
+    <w:lvl w:ilvl="6" w:tentative="1">
+      <w:start w:val="1"/>
+      <w:numFmt w:val="bullet"/>
+      <w:lvlText w:val=""/>
+      <w:lvlJc w:val="left"/>
+      <w:pPr>
+        <w:tabs>
+          <w:tab w:val="num" w:pos="5040"/>
+        </w:tabs>
+        <w:ind w:left="5040" w:hanging="360"/>
+      </w:pPr>
+      <w:rPr>
+        <w:rFonts w:ascii="Wingdings" w:hAnsi="Wingdings" w:hint="default"/>
+        <w:sz w:val="20"/>
+      </w:rPr>
+    </w:lvl>
+    <w:lvl w:ilvl="7" w:tentative="1">
+      <w:start w:val="1"/>
+      <w:numFmt w:val="bullet"/>
+      <w:lvlText w:val=""/>
+      <w:lvlJc w:val="left"/>
+      <w:pPr>
+        <w:tabs>
+          <w:tab w:val="num" w:pos="5760"/>
+        </w:tabs>
+        <w:ind w:left="5760" w:hanging="360"/>
+      </w:pPr>
+      <w:rPr>
+        <w:rFonts w:ascii="Wingdings" w:hAnsi="Wingdings" w:hint="default"/>
+        <w:sz w:val="20"/>
+      </w:rPr>
+    </w:lvl>
+    <w:lvl w:ilvl="8" w:tentative="1">
+      <w:start w:val="1"/>
+      <w:numFmt w:val="bullet"/>
+      <w:lvlText w:val=""/>
+      <w:lvlJc w:val="left"/>
+      <w:pPr>
+        <w:tabs>
+          <w:tab w:val="num" w:pos="6480"/>
+        </w:tabs>
+        <w:ind w:left="6480" w:hanging="360"/>
+      </w:pPr>
+      <w:rPr>
+        <w:rFonts w:ascii="Wingdings" w:hAnsi="Wingdings" w:hint="default"/>
+        <w:sz w:val="20"/>
+      </w:rPr>
+    </w:lvl>
+  </w:abstractNum>
+  <w:abstractNum w:abstractNumId="55" w15:restartNumberingAfterBreak="0">
     <w:nsid w:val="249F1718"/>
     <w:multiLevelType w:val="multilevel"/>
     <w:tmpl w:val="6DF81AA2"/>
@@ -9181,7 +9228,7 @@
       </w:rPr>
     </w:lvl>
   </w:abstractNum>
-  <w:abstractNum w:abstractNumId="55" w15:restartNumberingAfterBreak="0">
+  <w:abstractNum w:abstractNumId="56" w15:restartNumberingAfterBreak="0">
     <w:nsid w:val="26954AD8"/>
     <w:multiLevelType w:val="multilevel"/>
     <w:tmpl w:val="0966F958"/>
@@ -9330,7 +9377,156 @@
       </w:rPr>
     </w:lvl>
   </w:abstractNum>
-  <w:abstractNum w:abstractNumId="56" w15:restartNumberingAfterBreak="0">
+  <w:abstractNum w:abstractNumId="57" w15:restartNumberingAfterBreak="0">
+    <w:nsid w:val="26C75C4B"/>
+    <w:multiLevelType w:val="multilevel"/>
+    <w:tmpl w:val="F2485AA2"/>
+    <w:lvl w:ilvl="0">
+      <w:start w:val="1"/>
+      <w:numFmt w:val="bullet"/>
+      <w:lvlText w:val=""/>
+      <w:lvlJc w:val="left"/>
+      <w:pPr>
+        <w:tabs>
+          <w:tab w:val="num" w:pos="720"/>
+        </w:tabs>
+        <w:ind w:left="720" w:hanging="360"/>
+      </w:pPr>
+      <w:rPr>
+        <w:rFonts w:ascii="Symbol" w:hAnsi="Symbol" w:hint="default"/>
+        <w:sz w:val="20"/>
+      </w:rPr>
+    </w:lvl>
+    <w:lvl w:ilvl="1" w:tentative="1">
+      <w:start w:val="1"/>
+      <w:numFmt w:val="bullet"/>
+      <w:lvlText w:val="o"/>
+      <w:lvlJc w:val="left"/>
+      <w:pPr>
+        <w:tabs>
+          <w:tab w:val="num" w:pos="1440"/>
+        </w:tabs>
+        <w:ind w:left="1440" w:hanging="360"/>
+      </w:pPr>
+      <w:rPr>
+        <w:rFonts w:ascii="Courier New" w:hAnsi="Courier New" w:hint="default"/>
+        <w:sz w:val="20"/>
+      </w:rPr>
+    </w:lvl>
+    <w:lvl w:ilvl="2" w:tentative="1">
+      <w:start w:val="1"/>
+      <w:numFmt w:val="bullet"/>
+      <w:lvlText w:val=""/>
+      <w:lvlJc w:val="left"/>
+      <w:pPr>
+        <w:tabs>
+          <w:tab w:val="num" w:pos="2160"/>
+        </w:tabs>
+        <w:ind w:left="2160" w:hanging="360"/>
+      </w:pPr>
+      <w:rPr>
+        <w:rFonts w:ascii="Wingdings" w:hAnsi="Wingdings" w:hint="default"/>
+        <w:sz w:val="20"/>
+      </w:rPr>
+    </w:lvl>
+    <w:lvl w:ilvl="3" w:tentative="1">
+      <w:start w:val="1"/>
+      <w:numFmt w:val="bullet"/>
+      <w:lvlText w:val=""/>
+      <w:lvlJc w:val="left"/>
+      <w:pPr>
+        <w:tabs>
+          <w:tab w:val="num" w:pos="2880"/>
+        </w:tabs>
+        <w:ind w:left="2880" w:hanging="360"/>
+      </w:pPr>
+      <w:rPr>
+        <w:rFonts w:ascii="Wingdings" w:hAnsi="Wingdings" w:hint="default"/>
+        <w:sz w:val="20"/>
+      </w:rPr>
+    </w:lvl>
+    <w:lvl w:ilvl="4" w:tentative="1">
+      <w:start w:val="1"/>
+      <w:numFmt w:val="bullet"/>
+      <w:lvlText w:val=""/>
+      <w:lvlJc w:val="left"/>
+      <w:pPr>
+        <w:tabs>
+          <w:tab w:val="num" w:pos="3600"/>
+        </w:tabs>
+        <w:ind w:left="3600" w:hanging="360"/>
+      </w:pPr>
+      <w:rPr>
+        <w:rFonts w:ascii="Wingdings" w:hAnsi="Wingdings" w:hint="default"/>
+        <w:sz w:val="20"/>
+      </w:rPr>
+    </w:lvl>
+    <w:lvl w:ilvl="5" w:tentative="1">
+      <w:start w:val="1"/>
+      <w:numFmt w:val="bullet"/>
+      <w:lvlText w:val=""/>
+      <w:lvlJc w:val="left"/>
+      <w:pPr>
+        <w:tabs>
+          <w:tab w:val="num" w:pos="4320"/>
+        </w:tabs>
+        <w:ind w:left="4320" w:hanging="360"/>
+      </w:pPr>
+      <w:rPr>
+        <w:rFonts w:ascii="Wingdings" w:hAnsi="Wingdings" w:hint="default"/>
+        <w:sz w:val="20"/>
+      </w:rPr>
+    </w:lvl>
+    <w:lvl w:ilvl="6" w:tentative="1">
+      <w:start w:val="1"/>
+      <w:numFmt w:val="bullet"/>
+      <w:lvlText w:val=""/>
+      <w:lvlJc w:val="left"/>
+      <w:pPr>
+        <w:tabs>
+          <w:tab w:val="num" w:pos="5040"/>
+        </w:tabs>
+        <w:ind w:left="5040" w:hanging="360"/>
+      </w:pPr>
+      <w:rPr>
+        <w:rFonts w:ascii="Wingdings" w:hAnsi="Wingdings" w:hint="default"/>
+        <w:sz w:val="20"/>
+      </w:rPr>
+    </w:lvl>
+    <w:lvl w:ilvl="7" w:tentative="1">
+      <w:start w:val="1"/>
+      <w:numFmt w:val="bullet"/>
+      <w:lvlText w:val=""/>
+      <w:lvlJc w:val="left"/>
+      <w:pPr>
+        <w:tabs>
+          <w:tab w:val="num" w:pos="5760"/>
+        </w:tabs>
+        <w:ind w:left="5760" w:hanging="360"/>
+      </w:pPr>
+      <w:rPr>
+        <w:rFonts w:ascii="Wingdings" w:hAnsi="Wingdings" w:hint="default"/>
+        <w:sz w:val="20"/>
+      </w:rPr>
+    </w:lvl>
+    <w:lvl w:ilvl="8" w:tentative="1">
+      <w:start w:val="1"/>
+      <w:numFmt w:val="bullet"/>
+      <w:lvlText w:val=""/>
+      <w:lvlJc w:val="left"/>
+      <w:pPr>
+        <w:tabs>
+          <w:tab w:val="num" w:pos="6480"/>
+        </w:tabs>
+        <w:ind w:left="6480" w:hanging="360"/>
+      </w:pPr>
+      <w:rPr>
+        <w:rFonts w:ascii="Wingdings" w:hAnsi="Wingdings" w:hint="default"/>
+        <w:sz w:val="20"/>
+      </w:rPr>
+    </w:lvl>
+  </w:abstractNum>
+  <w:abstractNum w:abstractNumId="58" w15:restartNumberingAfterBreak="0">
     <w:nsid w:val="26E90392"/>
     <w:multiLevelType w:val="multilevel"/>
     <w:tmpl w:val="66205C80"/>
@@ -9479,7 +9675,7 @@
       </w:rPr>
     </w:lvl>
   </w:abstractNum>
-  <w:abstractNum w:abstractNumId="57" w15:restartNumberingAfterBreak="0">
+  <w:abstractNum w:abstractNumId="59" w15:restartNumberingAfterBreak="0">
     <w:nsid w:val="2702256E"/>
     <w:multiLevelType w:val="multilevel"/>
     <w:tmpl w:val="5ED8DE04"/>
@@ -9628,7 +9824,7 @@
       </w:rPr>
     </w:lvl>
   </w:abstractNum>
-  <w:abstractNum w:abstractNumId="58" w15:restartNumberingAfterBreak="0">
+  <w:abstractNum w:abstractNumId="60" w15:restartNumberingAfterBreak="0">
     <w:nsid w:val="270A60B9"/>
     <w:multiLevelType w:val="multilevel"/>
     <w:tmpl w:val="A7D650BA"/>
@@ -9777,7 +9973,7 @@
       </w:rPr>
     </w:lvl>
   </w:abstractNum>
-  <w:abstractNum w:abstractNumId="59" w15:restartNumberingAfterBreak="0">
+  <w:abstractNum w:abstractNumId="61" w15:restartNumberingAfterBreak="0">
     <w:nsid w:val="27B632EE"/>
     <w:multiLevelType w:val="multilevel"/>
     <w:tmpl w:val="0ABA00CC"/>
@@ -9926,7 +10122,7 @@
       </w:rPr>
     </w:lvl>
   </w:abstractNum>
-  <w:abstractNum w:abstractNumId="60" w15:restartNumberingAfterBreak="0">
+  <w:abstractNum w:abstractNumId="62" w15:restartNumberingAfterBreak="0">
     <w:nsid w:val="28015C85"/>
     <w:multiLevelType w:val="multilevel"/>
     <w:tmpl w:val="28CA1692"/>
@@ -10075,7 +10271,7 @@
       </w:rPr>
     </w:lvl>
   </w:abstractNum>
-  <w:abstractNum w:abstractNumId="61" w15:restartNumberingAfterBreak="0">
+  <w:abstractNum w:abstractNumId="63" w15:restartNumberingAfterBreak="0">
     <w:nsid w:val="28866A3A"/>
     <w:multiLevelType w:val="multilevel"/>
     <w:tmpl w:val="11428D32"/>
@@ -10224,7 +10420,7 @@
       </w:rPr>
     </w:lvl>
   </w:abstractNum>
-  <w:abstractNum w:abstractNumId="62" w15:restartNumberingAfterBreak="0">
+  <w:abstractNum w:abstractNumId="64" w15:restartNumberingAfterBreak="0">
     <w:nsid w:val="28BE4CAB"/>
     <w:multiLevelType w:val="multilevel"/>
     <w:tmpl w:val="DF02D368"/>
@@ -10373,7 +10569,7 @@
       </w:rPr>
     </w:lvl>
   </w:abstractNum>
-  <w:abstractNum w:abstractNumId="63" w15:restartNumberingAfterBreak="0">
+  <w:abstractNum w:abstractNumId="65" w15:restartNumberingAfterBreak="0">
     <w:nsid w:val="292076CC"/>
     <w:multiLevelType w:val="multilevel"/>
     <w:tmpl w:val="7EEED64C"/>
@@ -10522,7 +10718,7 @@
       </w:rPr>
     </w:lvl>
   </w:abstractNum>
-  <w:abstractNum w:abstractNumId="64" w15:restartNumberingAfterBreak="0">
+  <w:abstractNum w:abstractNumId="66" w15:restartNumberingAfterBreak="0">
     <w:nsid w:val="2A3905BD"/>
     <w:multiLevelType w:val="multilevel"/>
     <w:tmpl w:val="A1EEA2CC"/>
@@ -10671,7 +10867,7 @@
       </w:rPr>
     </w:lvl>
   </w:abstractNum>
-  <w:abstractNum w:abstractNumId="65" w15:restartNumberingAfterBreak="0">
+  <w:abstractNum w:abstractNumId="67" w15:restartNumberingAfterBreak="0">
     <w:nsid w:val="2A9E24BA"/>
     <w:multiLevelType w:val="multilevel"/>
     <w:tmpl w:val="729EA764"/>
@@ -10820,7 +11016,7 @@
       </w:rPr>
     </w:lvl>
   </w:abstractNum>
-  <w:abstractNum w:abstractNumId="66" w15:restartNumberingAfterBreak="0">
+  <w:abstractNum w:abstractNumId="68" w15:restartNumberingAfterBreak="0">
     <w:nsid w:val="2B2E4184"/>
     <w:multiLevelType w:val="multilevel"/>
     <w:tmpl w:val="470AD3F0"/>
@@ -10969,7 +11165,7 @@
       </w:rPr>
     </w:lvl>
   </w:abstractNum>
-  <w:abstractNum w:abstractNumId="67" w15:restartNumberingAfterBreak="0">
+  <w:abstractNum w:abstractNumId="69" w15:restartNumberingAfterBreak="0">
     <w:nsid w:val="2B8F4999"/>
     <w:multiLevelType w:val="multilevel"/>
     <w:tmpl w:val="89EEDC3A"/>
@@ -11086,7 +11282,7 @@
       </w:pPr>
     </w:lvl>
   </w:abstractNum>
-  <w:abstractNum w:abstractNumId="68" w15:restartNumberingAfterBreak="0">
+  <w:abstractNum w:abstractNumId="70" w15:restartNumberingAfterBreak="0">
     <w:nsid w:val="2C2125DE"/>
     <w:multiLevelType w:val="multilevel"/>
     <w:tmpl w:val="F886C714"/>
@@ -11235,7 +11431,7 @@
       </w:rPr>
     </w:lvl>
   </w:abstractNum>
-  <w:abstractNum w:abstractNumId="69" w15:restartNumberingAfterBreak="0">
+  <w:abstractNum w:abstractNumId="71" w15:restartNumberingAfterBreak="0">
     <w:nsid w:val="2CC40C91"/>
     <w:multiLevelType w:val="multilevel"/>
     <w:tmpl w:val="9FE25356"/>
@@ -11384,7 +11580,7 @@
       </w:rPr>
     </w:lvl>
   </w:abstractNum>
-  <w:abstractNum w:abstractNumId="70" w15:restartNumberingAfterBreak="0">
+  <w:abstractNum w:abstractNumId="72" w15:restartNumberingAfterBreak="0">
     <w:nsid w:val="2DB07F50"/>
     <w:multiLevelType w:val="multilevel"/>
     <w:tmpl w:val="F1F6F5A2"/>
@@ -11533,7 +11729,7 @@
       </w:rPr>
     </w:lvl>
   </w:abstractNum>
-  <w:abstractNum w:abstractNumId="71" w15:restartNumberingAfterBreak="0">
+  <w:abstractNum w:abstractNumId="73" w15:restartNumberingAfterBreak="0">
     <w:nsid w:val="2EBD33C3"/>
     <w:multiLevelType w:val="multilevel"/>
     <w:tmpl w:val="D6F041C2"/>
@@ -11682,7 +11878,7 @@
       </w:rPr>
     </w:lvl>
   </w:abstractNum>
-  <w:abstractNum w:abstractNumId="72" w15:restartNumberingAfterBreak="0">
+  <w:abstractNum w:abstractNumId="74" w15:restartNumberingAfterBreak="0">
     <w:nsid w:val="2ED55960"/>
     <w:multiLevelType w:val="multilevel"/>
     <w:tmpl w:val="E7986F3A"/>
@@ -11831,7 +12027,7 @@
       </w:rPr>
     </w:lvl>
   </w:abstractNum>
-  <w:abstractNum w:abstractNumId="73" w15:restartNumberingAfterBreak="0">
+  <w:abstractNum w:abstractNumId="75" w15:restartNumberingAfterBreak="0">
     <w:nsid w:val="2ED97E26"/>
     <w:multiLevelType w:val="multilevel"/>
     <w:tmpl w:val="726C21FE"/>
@@ -11980,7 +12176,7 @@
       </w:rPr>
     </w:lvl>
   </w:abstractNum>
-  <w:abstractNum w:abstractNumId="74" w15:restartNumberingAfterBreak="0">
+  <w:abstractNum w:abstractNumId="76" w15:restartNumberingAfterBreak="0">
     <w:nsid w:val="2F9F2444"/>
     <w:multiLevelType w:val="multilevel"/>
     <w:tmpl w:val="E9981658"/>
@@ -12129,7 +12325,7 @@
       </w:rPr>
     </w:lvl>
   </w:abstractNum>
-  <w:abstractNum w:abstractNumId="75" w15:restartNumberingAfterBreak="0">
+  <w:abstractNum w:abstractNumId="77" w15:restartNumberingAfterBreak="0">
     <w:nsid w:val="3017299F"/>
     <w:multiLevelType w:val="multilevel"/>
     <w:tmpl w:val="FB8AA79C"/>
@@ -12278,7 +12474,7 @@
       </w:rPr>
     </w:lvl>
   </w:abstractNum>
-  <w:abstractNum w:abstractNumId="76" w15:restartNumberingAfterBreak="0">
+  <w:abstractNum w:abstractNumId="78" w15:restartNumberingAfterBreak="0">
     <w:nsid w:val="33103D87"/>
     <w:multiLevelType w:val="multilevel"/>
     <w:tmpl w:val="31E8D8B2"/>
@@ -12423,7 +12619,7 @@
       </w:rPr>
     </w:lvl>
   </w:abstractNum>
-  <w:abstractNum w:abstractNumId="77" w15:restartNumberingAfterBreak="0">
+  <w:abstractNum w:abstractNumId="79" w15:restartNumberingAfterBreak="0">
     <w:nsid w:val="33160BE5"/>
     <w:multiLevelType w:val="multilevel"/>
     <w:tmpl w:val="1E563DE2"/>
@@ -12572,7 +12768,7 @@
       </w:rPr>
     </w:lvl>
   </w:abstractNum>
-  <w:abstractNum w:abstractNumId="78" w15:restartNumberingAfterBreak="0">
+  <w:abstractNum w:abstractNumId="80" w15:restartNumberingAfterBreak="0">
     <w:nsid w:val="3588655B"/>
     <w:multiLevelType w:val="multilevel"/>
     <w:tmpl w:val="2B1ADC76"/>
@@ -12721,7 +12917,7 @@
       </w:rPr>
     </w:lvl>
   </w:abstractNum>
-  <w:abstractNum w:abstractNumId="79" w15:restartNumberingAfterBreak="0">
+  <w:abstractNum w:abstractNumId="81" w15:restartNumberingAfterBreak="0">
     <w:nsid w:val="35CC1611"/>
     <w:multiLevelType w:val="multilevel"/>
     <w:tmpl w:val="611278F0"/>
@@ -12870,7 +13066,7 @@
       </w:rPr>
     </w:lvl>
   </w:abstractNum>
-  <w:abstractNum w:abstractNumId="80" w15:restartNumberingAfterBreak="0">
+  <w:abstractNum w:abstractNumId="82" w15:restartNumberingAfterBreak="0">
     <w:nsid w:val="366A30C8"/>
     <w:multiLevelType w:val="multilevel"/>
     <w:tmpl w:val="5DB67266"/>
@@ -13019,7 +13215,7 @@
       </w:rPr>
     </w:lvl>
   </w:abstractNum>
-  <w:abstractNum w:abstractNumId="81" w15:restartNumberingAfterBreak="0">
+  <w:abstractNum w:abstractNumId="83" w15:restartNumberingAfterBreak="0">
     <w:nsid w:val="36B6333C"/>
     <w:multiLevelType w:val="multilevel"/>
     <w:tmpl w:val="741E1D6E"/>
@@ -13164,7 +13360,7 @@
       </w:rPr>
     </w:lvl>
   </w:abstractNum>
-  <w:abstractNum w:abstractNumId="82" w15:restartNumberingAfterBreak="0">
+  <w:abstractNum w:abstractNumId="84" w15:restartNumberingAfterBreak="0">
     <w:nsid w:val="36DA0BDE"/>
     <w:multiLevelType w:val="hybridMultilevel"/>
     <w:tmpl w:val="DDFA8490"/>
@@ -13309,7 +13505,7 @@
       </w:rPr>
     </w:lvl>
   </w:abstractNum>
-  <w:abstractNum w:abstractNumId="83" w15:restartNumberingAfterBreak="0">
+  <w:abstractNum w:abstractNumId="85" w15:restartNumberingAfterBreak="0">
     <w:nsid w:val="37654CAB"/>
     <w:multiLevelType w:val="multilevel"/>
     <w:tmpl w:val="1584B172"/>
@@ -13458,7 +13654,7 @@
       </w:rPr>
     </w:lvl>
   </w:abstractNum>
-  <w:abstractNum w:abstractNumId="84" w15:restartNumberingAfterBreak="0">
+  <w:abstractNum w:abstractNumId="86" w15:restartNumberingAfterBreak="0">
     <w:nsid w:val="379F15A2"/>
     <w:multiLevelType w:val="multilevel"/>
     <w:tmpl w:val="449C8CB6"/>
@@ -13607,7 +13803,7 @@
       </w:rPr>
     </w:lvl>
   </w:abstractNum>
-  <w:abstractNum w:abstractNumId="85" w15:restartNumberingAfterBreak="0">
+  <w:abstractNum w:abstractNumId="87" w15:restartNumberingAfterBreak="0">
     <w:nsid w:val="37D80CF6"/>
     <w:multiLevelType w:val="multilevel"/>
     <w:tmpl w:val="C9AA1A40"/>
@@ -13752,7 +13948,7 @@
       </w:rPr>
     </w:lvl>
   </w:abstractNum>
-  <w:abstractNum w:abstractNumId="86" w15:restartNumberingAfterBreak="0">
+  <w:abstractNum w:abstractNumId="88" w15:restartNumberingAfterBreak="0">
     <w:nsid w:val="38531077"/>
     <w:multiLevelType w:val="multilevel"/>
     <w:tmpl w:val="93280230"/>
@@ -13901,7 +14097,7 @@
       </w:rPr>
     </w:lvl>
   </w:abstractNum>
-  <w:abstractNum w:abstractNumId="87" w15:restartNumberingAfterBreak="0">
+  <w:abstractNum w:abstractNumId="89" w15:restartNumberingAfterBreak="0">
     <w:nsid w:val="387D5936"/>
     <w:multiLevelType w:val="multilevel"/>
     <w:tmpl w:val="4D981682"/>
@@ -14050,7 +14246,7 @@
       </w:rPr>
     </w:lvl>
   </w:abstractNum>
-  <w:abstractNum w:abstractNumId="88" w15:restartNumberingAfterBreak="0">
+  <w:abstractNum w:abstractNumId="90" w15:restartNumberingAfterBreak="0">
     <w:nsid w:val="39193EB1"/>
     <w:multiLevelType w:val="multilevel"/>
     <w:tmpl w:val="9F923DEC"/>
@@ -14167,7 +14363,7 @@
       </w:pPr>
     </w:lvl>
   </w:abstractNum>
-  <w:abstractNum w:abstractNumId="89" w15:restartNumberingAfterBreak="0">
+  <w:abstractNum w:abstractNumId="91" w15:restartNumberingAfterBreak="0">
     <w:nsid w:val="3AD4294B"/>
     <w:multiLevelType w:val="multilevel"/>
     <w:tmpl w:val="95C89338"/>
@@ -14316,7 +14512,7 @@
       </w:rPr>
     </w:lvl>
   </w:abstractNum>
-  <w:abstractNum w:abstractNumId="90" w15:restartNumberingAfterBreak="0">
+  <w:abstractNum w:abstractNumId="92" w15:restartNumberingAfterBreak="0">
     <w:nsid w:val="3C345603"/>
     <w:multiLevelType w:val="multilevel"/>
     <w:tmpl w:val="F6DC0098"/>
@@ -14465,7 +14661,7 @@
       </w:rPr>
     </w:lvl>
   </w:abstractNum>
-  <w:abstractNum w:abstractNumId="91" w15:restartNumberingAfterBreak="0">
+  <w:abstractNum w:abstractNumId="93" w15:restartNumberingAfterBreak="0">
     <w:nsid w:val="3C6E7D9A"/>
     <w:multiLevelType w:val="multilevel"/>
     <w:tmpl w:val="B9F6A162"/>
@@ -14614,7 +14810,7 @@
       </w:rPr>
     </w:lvl>
   </w:abstractNum>
-  <w:abstractNum w:abstractNumId="92" w15:restartNumberingAfterBreak="0">
+  <w:abstractNum w:abstractNumId="94" w15:restartNumberingAfterBreak="0">
     <w:nsid w:val="3D4705C9"/>
     <w:multiLevelType w:val="multilevel"/>
     <w:tmpl w:val="3DFAEFD0"/>
@@ -14727,7 +14923,7 @@
       </w:pPr>
     </w:lvl>
   </w:abstractNum>
-  <w:abstractNum w:abstractNumId="93" w15:restartNumberingAfterBreak="0">
+  <w:abstractNum w:abstractNumId="95" w15:restartNumberingAfterBreak="0">
     <w:nsid w:val="3D873083"/>
     <w:multiLevelType w:val="multilevel"/>
     <w:tmpl w:val="B09A8370"/>
@@ -14876,7 +15072,7 @@
       </w:rPr>
     </w:lvl>
   </w:abstractNum>
-  <w:abstractNum w:abstractNumId="94" w15:restartNumberingAfterBreak="0">
+  <w:abstractNum w:abstractNumId="96" w15:restartNumberingAfterBreak="0">
     <w:nsid w:val="3E1E3D22"/>
     <w:multiLevelType w:val="multilevel"/>
     <w:tmpl w:val="F508EE1A"/>
@@ -15021,7 +15217,7 @@
       </w:rPr>
     </w:lvl>
   </w:abstractNum>
-  <w:abstractNum w:abstractNumId="95" w15:restartNumberingAfterBreak="0">
+  <w:abstractNum w:abstractNumId="97" w15:restartNumberingAfterBreak="0">
     <w:nsid w:val="3E6D23BE"/>
     <w:multiLevelType w:val="multilevel"/>
     <w:tmpl w:val="F46A4AB6"/>
@@ -15170,7 +15366,7 @@
       </w:rPr>
     </w:lvl>
   </w:abstractNum>
-  <w:abstractNum w:abstractNumId="96" w15:restartNumberingAfterBreak="0">
+  <w:abstractNum w:abstractNumId="98" w15:restartNumberingAfterBreak="0">
     <w:nsid w:val="3F6429EF"/>
     <w:multiLevelType w:val="multilevel"/>
     <w:tmpl w:val="EE7A53EA"/>
@@ -15319,7 +15515,7 @@
       </w:rPr>
     </w:lvl>
   </w:abstractNum>
-  <w:abstractNum w:abstractNumId="97" w15:restartNumberingAfterBreak="0">
+  <w:abstractNum w:abstractNumId="99" w15:restartNumberingAfterBreak="0">
     <w:nsid w:val="3F6B35F9"/>
     <w:multiLevelType w:val="multilevel"/>
     <w:tmpl w:val="B17A18D8"/>
@@ -15468,7 +15664,7 @@
       </w:rPr>
     </w:lvl>
   </w:abstractNum>
-  <w:abstractNum w:abstractNumId="98" w15:restartNumberingAfterBreak="0">
+  <w:abstractNum w:abstractNumId="100" w15:restartNumberingAfterBreak="0">
     <w:nsid w:val="3F86281A"/>
     <w:multiLevelType w:val="multilevel"/>
     <w:tmpl w:val="6E644C36"/>
@@ -15617,7 +15813,7 @@
       </w:rPr>
     </w:lvl>
   </w:abstractNum>
-  <w:abstractNum w:abstractNumId="99" w15:restartNumberingAfterBreak="0">
+  <w:abstractNum w:abstractNumId="101" w15:restartNumberingAfterBreak="0">
     <w:nsid w:val="404A1DDB"/>
     <w:multiLevelType w:val="multilevel"/>
     <w:tmpl w:val="1372450C"/>
@@ -15766,7 +15962,7 @@
       </w:rPr>
     </w:lvl>
   </w:abstractNum>
-  <w:abstractNum w:abstractNumId="100" w15:restartNumberingAfterBreak="0">
+  <w:abstractNum w:abstractNumId="102" w15:restartNumberingAfterBreak="0">
     <w:nsid w:val="43A431A6"/>
     <w:multiLevelType w:val="multilevel"/>
     <w:tmpl w:val="B7C4494E"/>
@@ -15915,7 +16111,7 @@
       </w:rPr>
     </w:lvl>
   </w:abstractNum>
-  <w:abstractNum w:abstractNumId="101" w15:restartNumberingAfterBreak="0">
+  <w:abstractNum w:abstractNumId="103" w15:restartNumberingAfterBreak="0">
     <w:nsid w:val="444D1127"/>
     <w:multiLevelType w:val="multilevel"/>
     <w:tmpl w:val="7BB40AD4"/>
@@ -16060,7 +16256,7 @@
       </w:rPr>
     </w:lvl>
   </w:abstractNum>
-  <w:abstractNum w:abstractNumId="102" w15:restartNumberingAfterBreak="0">
+  <w:abstractNum w:abstractNumId="104" w15:restartNumberingAfterBreak="0">
     <w:nsid w:val="448720CB"/>
     <w:multiLevelType w:val="multilevel"/>
     <w:tmpl w:val="8AA67A0A"/>
@@ -16209,7 +16405,7 @@
       </w:rPr>
     </w:lvl>
   </w:abstractNum>
-  <w:abstractNum w:abstractNumId="103" w15:restartNumberingAfterBreak="0">
+  <w:abstractNum w:abstractNumId="105" w15:restartNumberingAfterBreak="0">
     <w:nsid w:val="45191DF7"/>
     <w:multiLevelType w:val="multilevel"/>
     <w:tmpl w:val="8634DF70"/>
@@ -16326,7 +16522,7 @@
       </w:pPr>
     </w:lvl>
   </w:abstractNum>
-  <w:abstractNum w:abstractNumId="104" w15:restartNumberingAfterBreak="0">
+  <w:abstractNum w:abstractNumId="106" w15:restartNumberingAfterBreak="0">
     <w:nsid w:val="457010D0"/>
     <w:multiLevelType w:val="multilevel"/>
     <w:tmpl w:val="7D8029F2"/>
@@ -16475,7 +16671,7 @@
       </w:rPr>
     </w:lvl>
   </w:abstractNum>
-  <w:abstractNum w:abstractNumId="105" w15:restartNumberingAfterBreak="0">
+  <w:abstractNum w:abstractNumId="107" w15:restartNumberingAfterBreak="0">
     <w:nsid w:val="45DD61A9"/>
     <w:multiLevelType w:val="multilevel"/>
     <w:tmpl w:val="B886828E"/>
@@ -16592,7 +16788,7 @@
       </w:pPr>
     </w:lvl>
   </w:abstractNum>
-  <w:abstractNum w:abstractNumId="106" w15:restartNumberingAfterBreak="0">
+  <w:abstractNum w:abstractNumId="108" w15:restartNumberingAfterBreak="0">
     <w:nsid w:val="464F19D3"/>
     <w:multiLevelType w:val="multilevel"/>
     <w:tmpl w:val="BC323D78"/>
@@ -16741,7 +16937,7 @@
       </w:rPr>
     </w:lvl>
   </w:abstractNum>
-  <w:abstractNum w:abstractNumId="107" w15:restartNumberingAfterBreak="0">
+  <w:abstractNum w:abstractNumId="109" w15:restartNumberingAfterBreak="0">
     <w:nsid w:val="46F27205"/>
     <w:multiLevelType w:val="multilevel"/>
     <w:tmpl w:val="0AFCE1BC"/>
@@ -16890,7 +17086,7 @@
       </w:rPr>
     </w:lvl>
   </w:abstractNum>
-  <w:abstractNum w:abstractNumId="108" w15:restartNumberingAfterBreak="0">
+  <w:abstractNum w:abstractNumId="110" w15:restartNumberingAfterBreak="0">
     <w:nsid w:val="47443FAB"/>
     <w:multiLevelType w:val="multilevel"/>
     <w:tmpl w:val="A922F3F0"/>
@@ -17039,7 +17235,7 @@
       </w:rPr>
     </w:lvl>
   </w:abstractNum>
-  <w:abstractNum w:abstractNumId="109" w15:restartNumberingAfterBreak="0">
+  <w:abstractNum w:abstractNumId="111" w15:restartNumberingAfterBreak="0">
     <w:nsid w:val="47832412"/>
     <w:multiLevelType w:val="multilevel"/>
     <w:tmpl w:val="F3943DF8"/>
@@ -17152,7 +17348,7 @@
       </w:pPr>
     </w:lvl>
   </w:abstractNum>
-  <w:abstractNum w:abstractNumId="110" w15:restartNumberingAfterBreak="0">
+  <w:abstractNum w:abstractNumId="112" w15:restartNumberingAfterBreak="0">
     <w:nsid w:val="480D5336"/>
     <w:multiLevelType w:val="multilevel"/>
     <w:tmpl w:val="18B66C58"/>
@@ -17301,7 +17497,7 @@
       </w:rPr>
     </w:lvl>
   </w:abstractNum>
-  <w:abstractNum w:abstractNumId="111" w15:restartNumberingAfterBreak="0">
+  <w:abstractNum w:abstractNumId="113" w15:restartNumberingAfterBreak="0">
     <w:nsid w:val="48DF4AE5"/>
     <w:multiLevelType w:val="multilevel"/>
     <w:tmpl w:val="D2ACBF36"/>
@@ -17446,7 +17642,7 @@
       </w:rPr>
     </w:lvl>
   </w:abstractNum>
-  <w:abstractNum w:abstractNumId="112" w15:restartNumberingAfterBreak="0">
+  <w:abstractNum w:abstractNumId="114" w15:restartNumberingAfterBreak="0">
     <w:nsid w:val="49674015"/>
     <w:multiLevelType w:val="multilevel"/>
     <w:tmpl w:val="5CDA808A"/>
@@ -17595,7 +17791,156 @@
       </w:rPr>
     </w:lvl>
   </w:abstractNum>
-  <w:abstractNum w:abstractNumId="113" w15:restartNumberingAfterBreak="0">
+  <w:abstractNum w:abstractNumId="115" w15:restartNumberingAfterBreak="0">
+    <w:nsid w:val="4C300418"/>
+    <w:multiLevelType w:val="multilevel"/>
+    <w:tmpl w:val="6ABAE5B6"/>
+    <w:lvl w:ilvl="0">
+      <w:start w:val="1"/>
+      <w:numFmt w:val="bullet"/>
+      <w:lvlText w:val=""/>
+      <w:lvlJc w:val="left"/>
+      <w:pPr>
+        <w:tabs>
+          <w:tab w:val="num" w:pos="720"/>
+        </w:tabs>
+        <w:ind w:left="720" w:hanging="360"/>
+      </w:pPr>
+      <w:rPr>
+        <w:rFonts w:ascii="Symbol" w:hAnsi="Symbol" w:hint="default"/>
+        <w:sz w:val="20"/>
+      </w:rPr>
+    </w:lvl>
+    <w:lvl w:ilvl="1" w:tentative="1">
+      <w:start w:val="1"/>
+      <w:numFmt w:val="bullet"/>
+      <w:lvlText w:val="o"/>
+      <w:lvlJc w:val="left"/>
+      <w:pPr>
+        <w:tabs>
+          <w:tab w:val="num" w:pos="1440"/>
+        </w:tabs>
+        <w:ind w:left="1440" w:hanging="360"/>
+      </w:pPr>
+      <w:rPr>
+        <w:rFonts w:ascii="Courier New" w:hAnsi="Courier New" w:hint="default"/>
+        <w:sz w:val="20"/>
+      </w:rPr>
+    </w:lvl>
+    <w:lvl w:ilvl="2" w:tentative="1">
+      <w:start w:val="1"/>
+      <w:numFmt w:val="bullet"/>
+      <w:lvlText w:val=""/>
+      <w:lvlJc w:val="left"/>
+      <w:pPr>
+        <w:tabs>
+          <w:tab w:val="num" w:pos="2160"/>
+        </w:tabs>
+        <w:ind w:left="2160" w:hanging="360"/>
+      </w:pPr>
+      <w:rPr>
+        <w:rFonts w:ascii="Wingdings" w:hAnsi="Wingdings" w:hint="default"/>
+        <w:sz w:val="20"/>
+      </w:rPr>
+    </w:lvl>
+    <w:lvl w:ilvl="3" w:tentative="1">
+      <w:start w:val="1"/>
+      <w:numFmt w:val="bullet"/>
+      <w:lvlText w:val=""/>
+      <w:lvlJc w:val="left"/>
+      <w:pPr>
+        <w:tabs>
+          <w:tab w:val="num" w:pos="2880"/>
+        </w:tabs>
+        <w:ind w:left="2880" w:hanging="360"/>
+      </w:pPr>
+      <w:rPr>
+        <w:rFonts w:ascii="Wingdings" w:hAnsi="Wingdings" w:hint="default"/>
+        <w:sz w:val="20"/>
+      </w:rPr>
+    </w:lvl>
+    <w:lvl w:ilvl="4" w:tentative="1">
+      <w:start w:val="1"/>
+      <w:numFmt w:val="bullet"/>
+      <w:lvlText w:val=""/>
+      <w:lvlJc w:val="left"/>
+      <w:pPr>
+        <w:tabs>
+          <w:tab w:val="num" w:pos="3600"/>
+        </w:tabs>
+        <w:ind w:left="3600" w:hanging="360"/>
+      </w:pPr>
+      <w:rPr>
+        <w:rFonts w:ascii="Wingdings" w:hAnsi="Wingdings" w:hint="default"/>
+        <w:sz w:val="20"/>
+      </w:rPr>
+    </w:lvl>
+    <w:lvl w:ilvl="5" w:tentative="1">
+      <w:start w:val="1"/>
+      <w:numFmt w:val="bullet"/>
+      <w:lvlText w:val=""/>
+      <w:lvlJc w:val="left"/>
+      <w:pPr>
+        <w:tabs>
+          <w:tab w:val="num" w:pos="4320"/>
+        </w:tabs>
+        <w:ind w:left="4320" w:hanging="360"/>
+      </w:pPr>
+      <w:rPr>
+        <w:rFonts w:ascii="Wingdings" w:hAnsi="Wingdings" w:hint="default"/>
+        <w:sz w:val="20"/>
+      </w:rPr>
+    </w:lvl>
+    <w:lvl w:ilvl="6" w:tentative="1">
+      <w:start w:val="1"/>
+      <w:numFmt w:val="bullet"/>
+      <w:lvlText w:val=""/>
+      <w:lvlJc w:val="left"/>
+      <w:pPr>
+        <w:tabs>
+          <w:tab w:val="num" w:pos="5040"/>
+        </w:tabs>
+        <w:ind w:left="5040" w:hanging="360"/>
+      </w:pPr>
+      <w:rPr>
+        <w:rFonts w:ascii="Wingdings" w:hAnsi="Wingdings" w:hint="default"/>
+        <w:sz w:val="20"/>
+      </w:rPr>
+    </w:lvl>
+    <w:lvl w:ilvl="7" w:tentative="1">
+      <w:start w:val="1"/>
+      <w:numFmt w:val="bullet"/>
+      <w:lvlText w:val=""/>
+      <w:lvlJc w:val="left"/>
+      <w:pPr>
+        <w:tabs>
+          <w:tab w:val="num" w:pos="5760"/>
+        </w:tabs>
+        <w:ind w:left="5760" w:hanging="360"/>
+      </w:pPr>
+      <w:rPr>
+        <w:rFonts w:ascii="Wingdings" w:hAnsi="Wingdings" w:hint="default"/>
+        <w:sz w:val="20"/>
+      </w:rPr>
+    </w:lvl>
+    <w:lvl w:ilvl="8" w:tentative="1">
+      <w:start w:val="1"/>
+      <w:numFmt w:val="bullet"/>
+      <w:lvlText w:val=""/>
+      <w:lvlJc w:val="left"/>
+      <w:pPr>
+        <w:tabs>
+          <w:tab w:val="num" w:pos="6480"/>
+        </w:tabs>
+        <w:ind w:left="6480" w:hanging="360"/>
+      </w:pPr>
+      <w:rPr>
+        <w:rFonts w:ascii="Wingdings" w:hAnsi="Wingdings" w:hint="default"/>
+        <w:sz w:val="20"/>
+      </w:rPr>
+    </w:lvl>
+  </w:abstractNum>
+  <w:abstractNum w:abstractNumId="116" w15:restartNumberingAfterBreak="0">
     <w:nsid w:val="4C4C44DB"/>
     <w:multiLevelType w:val="multilevel"/>
     <w:tmpl w:val="A2B6B3AC"/>
@@ -17744,7 +18089,7 @@
       </w:rPr>
     </w:lvl>
   </w:abstractNum>
-  <w:abstractNum w:abstractNumId="114" w15:restartNumberingAfterBreak="0">
+  <w:abstractNum w:abstractNumId="117" w15:restartNumberingAfterBreak="0">
     <w:nsid w:val="4CF45F14"/>
     <w:multiLevelType w:val="multilevel"/>
     <w:tmpl w:val="8E8888EA"/>
@@ -17893,7 +18238,7 @@
       </w:rPr>
     </w:lvl>
   </w:abstractNum>
-  <w:abstractNum w:abstractNumId="115" w15:restartNumberingAfterBreak="0">
+  <w:abstractNum w:abstractNumId="118" w15:restartNumberingAfterBreak="0">
     <w:nsid w:val="4D062C1F"/>
     <w:multiLevelType w:val="multilevel"/>
     <w:tmpl w:val="A726E1D8"/>
@@ -18038,7 +18383,7 @@
       </w:rPr>
     </w:lvl>
   </w:abstractNum>
-  <w:abstractNum w:abstractNumId="116" w15:restartNumberingAfterBreak="0">
+  <w:abstractNum w:abstractNumId="119" w15:restartNumberingAfterBreak="0">
     <w:nsid w:val="4D6B4459"/>
     <w:multiLevelType w:val="multilevel"/>
     <w:tmpl w:val="990C0B00"/>
@@ -18187,7 +18532,7 @@
       </w:rPr>
     </w:lvl>
   </w:abstractNum>
-  <w:abstractNum w:abstractNumId="117" w15:restartNumberingAfterBreak="0">
+  <w:abstractNum w:abstractNumId="120" w15:restartNumberingAfterBreak="0">
     <w:nsid w:val="4DE1672B"/>
     <w:multiLevelType w:val="multilevel"/>
     <w:tmpl w:val="4E9E83CA"/>
@@ -18336,7 +18681,7 @@
       </w:rPr>
     </w:lvl>
   </w:abstractNum>
-  <w:abstractNum w:abstractNumId="118" w15:restartNumberingAfterBreak="0">
+  <w:abstractNum w:abstractNumId="121" w15:restartNumberingAfterBreak="0">
     <w:nsid w:val="4EF43154"/>
     <w:multiLevelType w:val="multilevel"/>
     <w:tmpl w:val="2B50E070"/>
@@ -18485,7 +18830,7 @@
       </w:rPr>
     </w:lvl>
   </w:abstractNum>
-  <w:abstractNum w:abstractNumId="119" w15:restartNumberingAfterBreak="0">
+  <w:abstractNum w:abstractNumId="122" w15:restartNumberingAfterBreak="0">
     <w:nsid w:val="4F012EF7"/>
     <w:multiLevelType w:val="multilevel"/>
     <w:tmpl w:val="D256C35E"/>
@@ -18634,7 +18979,7 @@
       </w:rPr>
     </w:lvl>
   </w:abstractNum>
-  <w:abstractNum w:abstractNumId="120" w15:restartNumberingAfterBreak="0">
+  <w:abstractNum w:abstractNumId="123" w15:restartNumberingAfterBreak="0">
     <w:nsid w:val="4F6E0069"/>
     <w:multiLevelType w:val="multilevel"/>
     <w:tmpl w:val="F412E96C"/>
@@ -18747,7 +19092,7 @@
       </w:pPr>
     </w:lvl>
   </w:abstractNum>
-  <w:abstractNum w:abstractNumId="121" w15:restartNumberingAfterBreak="0">
+  <w:abstractNum w:abstractNumId="124" w15:restartNumberingAfterBreak="0">
     <w:nsid w:val="50C4484A"/>
     <w:multiLevelType w:val="multilevel"/>
     <w:tmpl w:val="129406DA"/>
@@ -18896,7 +19241,7 @@
       </w:rPr>
     </w:lvl>
   </w:abstractNum>
-  <w:abstractNum w:abstractNumId="122" w15:restartNumberingAfterBreak="0">
+  <w:abstractNum w:abstractNumId="125" w15:restartNumberingAfterBreak="0">
     <w:nsid w:val="51D76CF1"/>
     <w:multiLevelType w:val="multilevel"/>
     <w:tmpl w:val="49DE3B5C"/>
@@ -19045,7 +19390,7 @@
       </w:rPr>
     </w:lvl>
   </w:abstractNum>
-  <w:abstractNum w:abstractNumId="123" w15:restartNumberingAfterBreak="0">
+  <w:abstractNum w:abstractNumId="126" w15:restartNumberingAfterBreak="0">
     <w:nsid w:val="52B0679E"/>
     <w:multiLevelType w:val="multilevel"/>
     <w:tmpl w:val="BAA0FE20"/>
@@ -19194,7 +19539,7 @@
       </w:rPr>
     </w:lvl>
   </w:abstractNum>
-  <w:abstractNum w:abstractNumId="124" w15:restartNumberingAfterBreak="0">
+  <w:abstractNum w:abstractNumId="127" w15:restartNumberingAfterBreak="0">
     <w:nsid w:val="52CA5321"/>
     <w:multiLevelType w:val="multilevel"/>
     <w:tmpl w:val="A5789A90"/>
@@ -19343,7 +19688,7 @@
       </w:rPr>
     </w:lvl>
   </w:abstractNum>
-  <w:abstractNum w:abstractNumId="125" w15:restartNumberingAfterBreak="0">
+  <w:abstractNum w:abstractNumId="128" w15:restartNumberingAfterBreak="0">
     <w:nsid w:val="54934925"/>
     <w:multiLevelType w:val="multilevel"/>
     <w:tmpl w:val="98CC5222"/>
@@ -19488,7 +19833,7 @@
       </w:rPr>
     </w:lvl>
   </w:abstractNum>
-  <w:abstractNum w:abstractNumId="126" w15:restartNumberingAfterBreak="0">
+  <w:abstractNum w:abstractNumId="129" w15:restartNumberingAfterBreak="0">
     <w:nsid w:val="56577CA2"/>
     <w:multiLevelType w:val="multilevel"/>
     <w:tmpl w:val="3B464D96"/>
@@ -19637,7 +19982,7 @@
       </w:rPr>
     </w:lvl>
   </w:abstractNum>
-  <w:abstractNum w:abstractNumId="127" w15:restartNumberingAfterBreak="0">
+  <w:abstractNum w:abstractNumId="130" w15:restartNumberingAfterBreak="0">
     <w:nsid w:val="569559BD"/>
     <w:multiLevelType w:val="multilevel"/>
     <w:tmpl w:val="C5ACF636"/>
@@ -19782,7 +20127,7 @@
       </w:rPr>
     </w:lvl>
   </w:abstractNum>
-  <w:abstractNum w:abstractNumId="128" w15:restartNumberingAfterBreak="0">
+  <w:abstractNum w:abstractNumId="131" w15:restartNumberingAfterBreak="0">
     <w:nsid w:val="58267761"/>
     <w:multiLevelType w:val="multilevel"/>
     <w:tmpl w:val="1826D590"/>
@@ -19895,7 +20240,7 @@
       </w:pPr>
     </w:lvl>
   </w:abstractNum>
-  <w:abstractNum w:abstractNumId="129" w15:restartNumberingAfterBreak="0">
+  <w:abstractNum w:abstractNumId="132" w15:restartNumberingAfterBreak="0">
     <w:nsid w:val="58337005"/>
     <w:multiLevelType w:val="multilevel"/>
     <w:tmpl w:val="67BE8296"/>
@@ -20044,7 +20389,7 @@
       </w:rPr>
     </w:lvl>
   </w:abstractNum>
-  <w:abstractNum w:abstractNumId="130" w15:restartNumberingAfterBreak="0">
+  <w:abstractNum w:abstractNumId="133" w15:restartNumberingAfterBreak="0">
     <w:nsid w:val="588A7022"/>
     <w:multiLevelType w:val="multilevel"/>
     <w:tmpl w:val="209098E6"/>
@@ -20189,7 +20534,7 @@
       </w:rPr>
     </w:lvl>
   </w:abstractNum>
-  <w:abstractNum w:abstractNumId="131" w15:restartNumberingAfterBreak="0">
+  <w:abstractNum w:abstractNumId="134" w15:restartNumberingAfterBreak="0">
     <w:nsid w:val="595C6917"/>
     <w:multiLevelType w:val="multilevel"/>
     <w:tmpl w:val="C0D2BDCC"/>
@@ -20338,7 +20683,7 @@
       </w:rPr>
     </w:lvl>
   </w:abstractNum>
-  <w:abstractNum w:abstractNumId="132" w15:restartNumberingAfterBreak="0">
+  <w:abstractNum w:abstractNumId="135" w15:restartNumberingAfterBreak="0">
     <w:nsid w:val="59C346F2"/>
     <w:multiLevelType w:val="multilevel"/>
     <w:tmpl w:val="E18C5CB8"/>
@@ -20487,7 +20832,7 @@
       </w:rPr>
     </w:lvl>
   </w:abstractNum>
-  <w:abstractNum w:abstractNumId="133" w15:restartNumberingAfterBreak="0">
+  <w:abstractNum w:abstractNumId="136" w15:restartNumberingAfterBreak="0">
     <w:nsid w:val="59D6380F"/>
     <w:multiLevelType w:val="multilevel"/>
     <w:tmpl w:val="CCEAB946"/>
@@ -20636,7 +20981,7 @@
       </w:rPr>
     </w:lvl>
   </w:abstractNum>
-  <w:abstractNum w:abstractNumId="134" w15:restartNumberingAfterBreak="0">
+  <w:abstractNum w:abstractNumId="137" w15:restartNumberingAfterBreak="0">
     <w:nsid w:val="5A035F55"/>
     <w:multiLevelType w:val="multilevel"/>
     <w:tmpl w:val="1D3E4A08"/>
@@ -20749,7 +21094,7 @@
       </w:pPr>
     </w:lvl>
   </w:abstractNum>
-  <w:abstractNum w:abstractNumId="135" w15:restartNumberingAfterBreak="0">
+  <w:abstractNum w:abstractNumId="138" w15:restartNumberingAfterBreak="0">
     <w:nsid w:val="5A180965"/>
     <w:multiLevelType w:val="multilevel"/>
     <w:tmpl w:val="368E7656"/>
@@ -20898,7 +21243,7 @@
       </w:rPr>
     </w:lvl>
   </w:abstractNum>
-  <w:abstractNum w:abstractNumId="136" w15:restartNumberingAfterBreak="0">
+  <w:abstractNum w:abstractNumId="139" w15:restartNumberingAfterBreak="0">
     <w:nsid w:val="5A1E6C22"/>
     <w:multiLevelType w:val="multilevel"/>
     <w:tmpl w:val="4C5A959C"/>
@@ -21047,7 +21392,7 @@
       </w:rPr>
     </w:lvl>
   </w:abstractNum>
-  <w:abstractNum w:abstractNumId="137" w15:restartNumberingAfterBreak="0">
+  <w:abstractNum w:abstractNumId="140" w15:restartNumberingAfterBreak="0">
     <w:nsid w:val="5A967845"/>
     <w:multiLevelType w:val="multilevel"/>
     <w:tmpl w:val="671291B0"/>
@@ -21196,7 +21541,7 @@
       </w:rPr>
     </w:lvl>
   </w:abstractNum>
-  <w:abstractNum w:abstractNumId="138" w15:restartNumberingAfterBreak="0">
+  <w:abstractNum w:abstractNumId="141" w15:restartNumberingAfterBreak="0">
     <w:nsid w:val="5AF5226D"/>
     <w:multiLevelType w:val="multilevel"/>
     <w:tmpl w:val="B99AC694"/>
@@ -21309,7 +21654,7 @@
       </w:pPr>
     </w:lvl>
   </w:abstractNum>
-  <w:abstractNum w:abstractNumId="139" w15:restartNumberingAfterBreak="0">
+  <w:abstractNum w:abstractNumId="142" w15:restartNumberingAfterBreak="0">
     <w:nsid w:val="5AF5307D"/>
     <w:multiLevelType w:val="multilevel"/>
     <w:tmpl w:val="E8A4830C"/>
@@ -21458,7 +21803,7 @@
       </w:rPr>
     </w:lvl>
   </w:abstractNum>
-  <w:abstractNum w:abstractNumId="140" w15:restartNumberingAfterBreak="0">
+  <w:abstractNum w:abstractNumId="143" w15:restartNumberingAfterBreak="0">
     <w:nsid w:val="5BEC45E3"/>
     <w:multiLevelType w:val="multilevel"/>
     <w:tmpl w:val="BFEEBEA6"/>
@@ -21603,7 +21948,7 @@
       </w:rPr>
     </w:lvl>
   </w:abstractNum>
-  <w:abstractNum w:abstractNumId="141" w15:restartNumberingAfterBreak="0">
+  <w:abstractNum w:abstractNumId="144" w15:restartNumberingAfterBreak="0">
     <w:nsid w:val="5C351A04"/>
     <w:multiLevelType w:val="multilevel"/>
     <w:tmpl w:val="A454A842"/>
@@ -21748,7 +22093,7 @@
       </w:rPr>
     </w:lvl>
   </w:abstractNum>
-  <w:abstractNum w:abstractNumId="142" w15:restartNumberingAfterBreak="0">
+  <w:abstractNum w:abstractNumId="145" w15:restartNumberingAfterBreak="0">
     <w:nsid w:val="5C875E9E"/>
     <w:multiLevelType w:val="multilevel"/>
     <w:tmpl w:val="1E50267A"/>
@@ -21897,7 +22242,7 @@
       </w:rPr>
     </w:lvl>
   </w:abstractNum>
-  <w:abstractNum w:abstractNumId="143" w15:restartNumberingAfterBreak="0">
+  <w:abstractNum w:abstractNumId="146" w15:restartNumberingAfterBreak="0">
     <w:nsid w:val="5EB92979"/>
     <w:multiLevelType w:val="multilevel"/>
     <w:tmpl w:val="6596B810"/>
@@ -22046,7 +22391,7 @@
       </w:rPr>
     </w:lvl>
   </w:abstractNum>
-  <w:abstractNum w:abstractNumId="144" w15:restartNumberingAfterBreak="0">
+  <w:abstractNum w:abstractNumId="147" w15:restartNumberingAfterBreak="0">
     <w:nsid w:val="5EE830EE"/>
     <w:multiLevelType w:val="multilevel"/>
     <w:tmpl w:val="94A28B36"/>
@@ -22191,7 +22536,7 @@
       </w:rPr>
     </w:lvl>
   </w:abstractNum>
-  <w:abstractNum w:abstractNumId="145" w15:restartNumberingAfterBreak="0">
+  <w:abstractNum w:abstractNumId="148" w15:restartNumberingAfterBreak="0">
     <w:nsid w:val="5F115C9A"/>
     <w:multiLevelType w:val="multilevel"/>
     <w:tmpl w:val="9F6429B0"/>
@@ -22304,7 +22649,7 @@
       </w:pPr>
     </w:lvl>
   </w:abstractNum>
-  <w:abstractNum w:abstractNumId="146" w15:restartNumberingAfterBreak="0">
+  <w:abstractNum w:abstractNumId="149" w15:restartNumberingAfterBreak="0">
     <w:nsid w:val="5F697C42"/>
     <w:multiLevelType w:val="multilevel"/>
     <w:tmpl w:val="9DC4083C"/>
@@ -22453,7 +22798,7 @@
       </w:rPr>
     </w:lvl>
   </w:abstractNum>
-  <w:abstractNum w:abstractNumId="147" w15:restartNumberingAfterBreak="0">
+  <w:abstractNum w:abstractNumId="150" w15:restartNumberingAfterBreak="0">
     <w:nsid w:val="60F905B2"/>
     <w:multiLevelType w:val="multilevel"/>
     <w:tmpl w:val="67242AE0"/>
@@ -22602,7 +22947,7 @@
       </w:rPr>
     </w:lvl>
   </w:abstractNum>
-  <w:abstractNum w:abstractNumId="148" w15:restartNumberingAfterBreak="0">
+  <w:abstractNum w:abstractNumId="151" w15:restartNumberingAfterBreak="0">
     <w:nsid w:val="612E77DC"/>
     <w:multiLevelType w:val="multilevel"/>
     <w:tmpl w:val="022496D4"/>
@@ -22751,7 +23096,7 @@
       </w:rPr>
     </w:lvl>
   </w:abstractNum>
-  <w:abstractNum w:abstractNumId="149" w15:restartNumberingAfterBreak="0">
+  <w:abstractNum w:abstractNumId="152" w15:restartNumberingAfterBreak="0">
     <w:nsid w:val="63CF35A4"/>
     <w:multiLevelType w:val="multilevel"/>
     <w:tmpl w:val="1B76D1E2"/>
@@ -22868,7 +23213,7 @@
       </w:pPr>
     </w:lvl>
   </w:abstractNum>
-  <w:abstractNum w:abstractNumId="150" w15:restartNumberingAfterBreak="0">
+  <w:abstractNum w:abstractNumId="153" w15:restartNumberingAfterBreak="0">
     <w:nsid w:val="64560CA8"/>
     <w:multiLevelType w:val="multilevel"/>
     <w:tmpl w:val="670E02D4"/>
@@ -22985,7 +23330,7 @@
       </w:pPr>
     </w:lvl>
   </w:abstractNum>
-  <w:abstractNum w:abstractNumId="151" w15:restartNumberingAfterBreak="0">
+  <w:abstractNum w:abstractNumId="154" w15:restartNumberingAfterBreak="0">
     <w:nsid w:val="6542530D"/>
     <w:multiLevelType w:val="multilevel"/>
     <w:tmpl w:val="E4CE3122"/>
@@ -23134,7 +23479,7 @@
       </w:rPr>
     </w:lvl>
   </w:abstractNum>
-  <w:abstractNum w:abstractNumId="152" w15:restartNumberingAfterBreak="0">
+  <w:abstractNum w:abstractNumId="155" w15:restartNumberingAfterBreak="0">
     <w:nsid w:val="67712178"/>
     <w:multiLevelType w:val="multilevel"/>
     <w:tmpl w:val="763E8398"/>
@@ -23279,7 +23624,7 @@
       </w:rPr>
     </w:lvl>
   </w:abstractNum>
-  <w:abstractNum w:abstractNumId="153" w15:restartNumberingAfterBreak="0">
+  <w:abstractNum w:abstractNumId="156" w15:restartNumberingAfterBreak="0">
     <w:nsid w:val="67FE3CF3"/>
     <w:multiLevelType w:val="multilevel"/>
     <w:tmpl w:val="F0EA03EE"/>
@@ -23428,7 +23773,7 @@
       </w:rPr>
     </w:lvl>
   </w:abstractNum>
-  <w:abstractNum w:abstractNumId="154" w15:restartNumberingAfterBreak="0">
+  <w:abstractNum w:abstractNumId="157" w15:restartNumberingAfterBreak="0">
     <w:nsid w:val="68346FCA"/>
     <w:multiLevelType w:val="multilevel"/>
     <w:tmpl w:val="F5624ABA"/>
@@ -23577,7 +23922,7 @@
       </w:rPr>
     </w:lvl>
   </w:abstractNum>
-  <w:abstractNum w:abstractNumId="155" w15:restartNumberingAfterBreak="0">
+  <w:abstractNum w:abstractNumId="158" w15:restartNumberingAfterBreak="0">
     <w:nsid w:val="684D1C7E"/>
     <w:multiLevelType w:val="multilevel"/>
     <w:tmpl w:val="8C26FD92"/>
@@ -23726,7 +24071,7 @@
       </w:rPr>
     </w:lvl>
   </w:abstractNum>
-  <w:abstractNum w:abstractNumId="156" w15:restartNumberingAfterBreak="0">
+  <w:abstractNum w:abstractNumId="159" w15:restartNumberingAfterBreak="0">
     <w:nsid w:val="691B7355"/>
     <w:multiLevelType w:val="multilevel"/>
     <w:tmpl w:val="8988CDE0"/>
@@ -23871,7 +24216,7 @@
       </w:rPr>
     </w:lvl>
   </w:abstractNum>
-  <w:abstractNum w:abstractNumId="157" w15:restartNumberingAfterBreak="0">
+  <w:abstractNum w:abstractNumId="160" w15:restartNumberingAfterBreak="0">
     <w:nsid w:val="69B8059F"/>
     <w:multiLevelType w:val="multilevel"/>
     <w:tmpl w:val="9AC2858C"/>
@@ -24020,7 +24365,7 @@
       </w:rPr>
     </w:lvl>
   </w:abstractNum>
-  <w:abstractNum w:abstractNumId="158" w15:restartNumberingAfterBreak="0">
+  <w:abstractNum w:abstractNumId="161" w15:restartNumberingAfterBreak="0">
     <w:nsid w:val="6AD65718"/>
     <w:multiLevelType w:val="multilevel"/>
     <w:tmpl w:val="FCAC18C2"/>
@@ -24169,7 +24514,7 @@
       </w:rPr>
     </w:lvl>
   </w:abstractNum>
-  <w:abstractNum w:abstractNumId="159" w15:restartNumberingAfterBreak="0">
+  <w:abstractNum w:abstractNumId="162" w15:restartNumberingAfterBreak="0">
     <w:nsid w:val="6B8A6220"/>
     <w:multiLevelType w:val="multilevel"/>
     <w:tmpl w:val="5C163B7A"/>
@@ -24282,7 +24627,7 @@
       </w:pPr>
     </w:lvl>
   </w:abstractNum>
-  <w:abstractNum w:abstractNumId="160" w15:restartNumberingAfterBreak="0">
+  <w:abstractNum w:abstractNumId="163" w15:restartNumberingAfterBreak="0">
     <w:nsid w:val="6BD06AC3"/>
     <w:multiLevelType w:val="multilevel"/>
     <w:tmpl w:val="0E88B312"/>
@@ -24427,7 +24772,7 @@
       </w:rPr>
     </w:lvl>
   </w:abstractNum>
-  <w:abstractNum w:abstractNumId="161" w15:restartNumberingAfterBreak="0">
+  <w:abstractNum w:abstractNumId="164" w15:restartNumberingAfterBreak="0">
     <w:nsid w:val="6BEB67DB"/>
     <w:multiLevelType w:val="multilevel"/>
     <w:tmpl w:val="35F42B3E"/>
@@ -24576,7 +24921,7 @@
       </w:rPr>
     </w:lvl>
   </w:abstractNum>
-  <w:abstractNum w:abstractNumId="162" w15:restartNumberingAfterBreak="0">
+  <w:abstractNum w:abstractNumId="165" w15:restartNumberingAfterBreak="0">
     <w:nsid w:val="6C233DA4"/>
     <w:multiLevelType w:val="multilevel"/>
     <w:tmpl w:val="D88290E8"/>
@@ -24725,7 +25070,7 @@
       </w:rPr>
     </w:lvl>
   </w:abstractNum>
-  <w:abstractNum w:abstractNumId="163" w15:restartNumberingAfterBreak="0">
+  <w:abstractNum w:abstractNumId="166" w15:restartNumberingAfterBreak="0">
     <w:nsid w:val="6D4B14EF"/>
     <w:multiLevelType w:val="multilevel"/>
     <w:tmpl w:val="90DE3E0C"/>
@@ -24874,7 +25219,7 @@
       </w:rPr>
     </w:lvl>
   </w:abstractNum>
-  <w:abstractNum w:abstractNumId="164" w15:restartNumberingAfterBreak="0">
+  <w:abstractNum w:abstractNumId="167" w15:restartNumberingAfterBreak="0">
     <w:nsid w:val="6DD97F7B"/>
     <w:multiLevelType w:val="multilevel"/>
     <w:tmpl w:val="AC8ACFF4"/>
@@ -25023,7 +25368,7 @@
       </w:rPr>
     </w:lvl>
   </w:abstractNum>
-  <w:abstractNum w:abstractNumId="165" w15:restartNumberingAfterBreak="0">
+  <w:abstractNum w:abstractNumId="168" w15:restartNumberingAfterBreak="0">
     <w:nsid w:val="6DF23E49"/>
     <w:multiLevelType w:val="multilevel"/>
     <w:tmpl w:val="6BCA895E"/>
@@ -25136,7 +25481,120 @@
       </w:pPr>
     </w:lvl>
   </w:abstractNum>
-  <w:abstractNum w:abstractNumId="166" w15:restartNumberingAfterBreak="0">
+  <w:abstractNum w:abstractNumId="169" w15:restartNumberingAfterBreak="0">
+    <w:nsid w:val="6E283B0F"/>
+    <w:multiLevelType w:val="multilevel"/>
+    <w:tmpl w:val="D11A696E"/>
+    <w:lvl w:ilvl="0">
+      <w:start w:val="1"/>
+      <w:numFmt w:val="decimal"/>
+      <w:lvlText w:val="%1."/>
+      <w:lvlJc w:val="left"/>
+      <w:pPr>
+        <w:tabs>
+          <w:tab w:val="num" w:pos="720"/>
+        </w:tabs>
+        <w:ind w:left="720" w:hanging="360"/>
+      </w:pPr>
+    </w:lvl>
+    <w:lvl w:ilvl="1" w:tentative="1">
+      <w:start w:val="1"/>
+      <w:numFmt w:val="decimal"/>
+      <w:lvlText w:val="%2."/>
+      <w:lvlJc w:val="left"/>
+      <w:pPr>
+        <w:tabs>
+          <w:tab w:val="num" w:pos="1440"/>
+        </w:tabs>
+        <w:ind w:left="1440" w:hanging="360"/>
+      </w:pPr>
+    </w:lvl>
+    <w:lvl w:ilvl="2" w:tentative="1">
+      <w:start w:val="1"/>
+      <w:numFmt w:val="decimal"/>
+      <w:lvlText w:val="%3."/>
+      <w:lvlJc w:val="left"/>
+      <w:pPr>
+        <w:tabs>
+          <w:tab w:val="num" w:pos="2160"/>
+        </w:tabs>
+        <w:ind w:left="2160" w:hanging="360"/>
+      </w:pPr>
+    </w:lvl>
+    <w:lvl w:ilvl="3" w:tentative="1">
+      <w:start w:val="1"/>
+      <w:numFmt w:val="decimal"/>
+      <w:lvlText w:val="%4."/>
+      <w:lvlJc w:val="left"/>
+      <w:pPr>
+        <w:tabs>
+          <w:tab w:val="num" w:pos="2880"/>
+        </w:tabs>
+        <w:ind w:left="2880" w:hanging="360"/>
+      </w:pPr>
+    </w:lvl>
+    <w:lvl w:ilvl="4" w:tentative="1">
+      <w:start w:val="1"/>
+      <w:numFmt w:val="decimal"/>
+      <w:lvlText w:val="%5."/>
+      <w:lvlJc w:val="left"/>
+      <w:pPr>
+        <w:tabs>
+          <w:tab w:val="num" w:pos="3600"/>
+        </w:tabs>
+        <w:ind w:left="3600" w:hanging="360"/>
+      </w:pPr>
+    </w:lvl>
+    <w:lvl w:ilvl="5" w:tentative="1">
+      <w:start w:val="1"/>
+      <w:numFmt w:val="decimal"/>
+      <w:lvlText w:val="%6."/>
+      <w:lvlJc w:val="left"/>
+      <w:pPr>
+        <w:tabs>
+          <w:tab w:val="num" w:pos="4320"/>
+        </w:tabs>
+        <w:ind w:left="4320" w:hanging="360"/>
+      </w:pPr>
+    </w:lvl>
+    <w:lvl w:ilvl="6" w:tentative="1">
+      <w:start w:val="1"/>
+      <w:numFmt w:val="decimal"/>
+      <w:lvlText w:val="%7."/>
+      <w:lvlJc w:val="left"/>
+      <w:pPr>
+        <w:tabs>
+          <w:tab w:val="num" w:pos="5040"/>
+        </w:tabs>
+        <w:ind w:left="5040" w:hanging="360"/>
+      </w:pPr>
+    </w:lvl>
+    <w:lvl w:ilvl="7" w:tentative="1">
+      <w:start w:val="1"/>
+      <w:numFmt w:val="decimal"/>
+      <w:lvlText w:val="%8."/>
+      <w:lvlJc w:val="left"/>
+      <w:pPr>
+        <w:tabs>
+          <w:tab w:val="num" w:pos="5760"/>
+        </w:tabs>
+        <w:ind w:left="5760" w:hanging="360"/>
+      </w:pPr>
+    </w:lvl>
+    <w:lvl w:ilvl="8" w:tentative="1">
+      <w:start w:val="1"/>
+      <w:numFmt w:val="decimal"/>
+      <w:lvlText w:val="%9."/>
+      <w:lvlJc w:val="left"/>
+      <w:pPr>
+        <w:tabs>
+          <w:tab w:val="num" w:pos="6480"/>
+        </w:tabs>
+        <w:ind w:left="6480" w:hanging="360"/>
+      </w:pPr>
+    </w:lvl>
+  </w:abstractNum>
+  <w:abstractNum w:abstractNumId="170" w15:restartNumberingAfterBreak="0">
     <w:nsid w:val="6FD342C0"/>
     <w:multiLevelType w:val="multilevel"/>
     <w:tmpl w:val="187C8E1A"/>
@@ -25285,7 +25743,7 @@
       </w:rPr>
     </w:lvl>
   </w:abstractNum>
-  <w:abstractNum w:abstractNumId="167" w15:restartNumberingAfterBreak="0">
+  <w:abstractNum w:abstractNumId="171" w15:restartNumberingAfterBreak="0">
     <w:nsid w:val="706D5FD1"/>
     <w:multiLevelType w:val="multilevel"/>
     <w:tmpl w:val="4C945DCE"/>
@@ -25434,7 +25892,7 @@
       </w:rPr>
     </w:lvl>
   </w:abstractNum>
-  <w:abstractNum w:abstractNumId="168" w15:restartNumberingAfterBreak="0">
+  <w:abstractNum w:abstractNumId="172" w15:restartNumberingAfterBreak="0">
     <w:nsid w:val="706F1B6B"/>
     <w:multiLevelType w:val="multilevel"/>
     <w:tmpl w:val="371EF16A"/>
@@ -25583,7 +26041,7 @@
       </w:rPr>
     </w:lvl>
   </w:abstractNum>
-  <w:abstractNum w:abstractNumId="169" w15:restartNumberingAfterBreak="0">
+  <w:abstractNum w:abstractNumId="173" w15:restartNumberingAfterBreak="0">
     <w:nsid w:val="70D86182"/>
     <w:multiLevelType w:val="multilevel"/>
     <w:tmpl w:val="02387014"/>
@@ -25732,7 +26190,7 @@
       </w:rPr>
     </w:lvl>
   </w:abstractNum>
-  <w:abstractNum w:abstractNumId="170" w15:restartNumberingAfterBreak="0">
+  <w:abstractNum w:abstractNumId="174" w15:restartNumberingAfterBreak="0">
     <w:nsid w:val="70F81C61"/>
     <w:multiLevelType w:val="multilevel"/>
     <w:tmpl w:val="C94842AC"/>
@@ -25881,7 +26339,7 @@
       </w:rPr>
     </w:lvl>
   </w:abstractNum>
-  <w:abstractNum w:abstractNumId="171" w15:restartNumberingAfterBreak="0">
+  <w:abstractNum w:abstractNumId="175" w15:restartNumberingAfterBreak="0">
     <w:nsid w:val="71052F53"/>
     <w:multiLevelType w:val="multilevel"/>
     <w:tmpl w:val="60CAB4A6"/>
@@ -26030,7 +26488,7 @@
       </w:rPr>
     </w:lvl>
   </w:abstractNum>
-  <w:abstractNum w:abstractNumId="172" w15:restartNumberingAfterBreak="0">
+  <w:abstractNum w:abstractNumId="176" w15:restartNumberingAfterBreak="0">
     <w:nsid w:val="71D37AAF"/>
     <w:multiLevelType w:val="multilevel"/>
     <w:tmpl w:val="B2B200B6"/>
@@ -26147,7 +26605,7 @@
       </w:pPr>
     </w:lvl>
   </w:abstractNum>
-  <w:abstractNum w:abstractNumId="173" w15:restartNumberingAfterBreak="0">
+  <w:abstractNum w:abstractNumId="177" w15:restartNumberingAfterBreak="0">
     <w:nsid w:val="722A05EF"/>
     <w:multiLevelType w:val="multilevel"/>
     <w:tmpl w:val="9D4017A0"/>
@@ -26292,7 +26750,7 @@
       </w:rPr>
     </w:lvl>
   </w:abstractNum>
-  <w:abstractNum w:abstractNumId="174" w15:restartNumberingAfterBreak="0">
+  <w:abstractNum w:abstractNumId="178" w15:restartNumberingAfterBreak="0">
     <w:nsid w:val="722C5724"/>
     <w:multiLevelType w:val="multilevel"/>
     <w:tmpl w:val="AFD87044"/>
@@ -26441,7 +26899,7 @@
       </w:rPr>
     </w:lvl>
   </w:abstractNum>
-  <w:abstractNum w:abstractNumId="175" w15:restartNumberingAfterBreak="0">
+  <w:abstractNum w:abstractNumId="179" w15:restartNumberingAfterBreak="0">
     <w:nsid w:val="72AB4EA6"/>
     <w:multiLevelType w:val="multilevel"/>
     <w:tmpl w:val="F57056C6"/>
@@ -26590,7 +27048,7 @@
       </w:rPr>
     </w:lvl>
   </w:abstractNum>
-  <w:abstractNum w:abstractNumId="176" w15:restartNumberingAfterBreak="0">
+  <w:abstractNum w:abstractNumId="180" w15:restartNumberingAfterBreak="0">
     <w:nsid w:val="72BE2DC8"/>
     <w:multiLevelType w:val="multilevel"/>
     <w:tmpl w:val="19BEDDD6"/>
@@ -26703,7 +27161,124 @@
       </w:pPr>
     </w:lvl>
   </w:abstractNum>
-  <w:abstractNum w:abstractNumId="177" w15:restartNumberingAfterBreak="0">
+  <w:abstractNum w:abstractNumId="181" w15:restartNumberingAfterBreak="0">
+    <w:nsid w:val="74CE56E0"/>
+    <w:multiLevelType w:val="multilevel"/>
+    <w:tmpl w:val="2482E412"/>
+    <w:lvl w:ilvl="0">
+      <w:start w:val="1"/>
+      <w:numFmt w:val="decimal"/>
+      <w:lvlText w:val="%1."/>
+      <w:lvlJc w:val="left"/>
+      <w:pPr>
+        <w:tabs>
+          <w:tab w:val="num" w:pos="720"/>
+        </w:tabs>
+        <w:ind w:left="720" w:hanging="360"/>
+      </w:pPr>
+    </w:lvl>
+    <w:lvl w:ilvl="1">
+      <w:start w:val="1"/>
+      <w:numFmt w:val="bullet"/>
+      <w:lvlText w:val="o"/>
+      <w:lvlJc w:val="left"/>
+      <w:pPr>
+        <w:tabs>
+          <w:tab w:val="num" w:pos="1440"/>
+        </w:tabs>
+        <w:ind w:left="1440" w:hanging="360"/>
+      </w:pPr>
+      <w:rPr>
+        <w:rFonts w:ascii="Courier New" w:hAnsi="Courier New" w:hint="default"/>
+        <w:sz w:val="20"/>
+      </w:rPr>
+    </w:lvl>
+    <w:lvl w:ilvl="2" w:tentative="1">
+      <w:start w:val="1"/>
+      <w:numFmt w:val="decimal"/>
+      <w:lvlText w:val="%3."/>
+      <w:lvlJc w:val="left"/>
+      <w:pPr>
+        <w:tabs>
+          <w:tab w:val="num" w:pos="2160"/>
+        </w:tabs>
+        <w:ind w:left="2160" w:hanging="360"/>
+      </w:pPr>
+    </w:lvl>
+    <w:lvl w:ilvl="3" w:tentative="1">
+      <w:start w:val="1"/>
+      <w:numFmt w:val="decimal"/>
+      <w:lvlText w:val="%4."/>
+      <w:lvlJc w:val="left"/>
+      <w:pPr>
+        <w:tabs>
+          <w:tab w:val="num" w:pos="2880"/>
+        </w:tabs>
+        <w:ind w:left="2880" w:hanging="360"/>
+      </w:pPr>
+    </w:lvl>
+    <w:lvl w:ilvl="4" w:tentative="1">
+      <w:start w:val="1"/>
+      <w:numFmt w:val="decimal"/>
+      <w:lvlText w:val="%5."/>
+      <w:lvlJc w:val="left"/>
+      <w:pPr>
+        <w:tabs>
+          <w:tab w:val="num" w:pos="3600"/>
+        </w:tabs>
+        <w:ind w:left="3600" w:hanging="360"/>
+      </w:pPr>
+    </w:lvl>
+    <w:lvl w:ilvl="5" w:tentative="1">
+      <w:start w:val="1"/>
+      <w:numFmt w:val="decimal"/>
+      <w:lvlText w:val="%6."/>
+      <w:lvlJc w:val="left"/>
+      <w:pPr>
+        <w:tabs>
+          <w:tab w:val="num" w:pos="4320"/>
+        </w:tabs>
+        <w:ind w:left="4320" w:hanging="360"/>
+      </w:pPr>
+    </w:lvl>
+    <w:lvl w:ilvl="6" w:tentative="1">
+      <w:start w:val="1"/>
+      <w:numFmt w:val="decimal"/>
+      <w:lvlText w:val="%7."/>
+      <w:lvlJc w:val="left"/>
+      <w:pPr>
+        <w:tabs>
+          <w:tab w:val="num" w:pos="5040"/>
+        </w:tabs>
+        <w:ind w:left="5040" w:hanging="360"/>
+      </w:pPr>
+    </w:lvl>
+    <w:lvl w:ilvl="7" w:tentative="1">
+      <w:start w:val="1"/>
+      <w:numFmt w:val="decimal"/>
+      <w:lvlText w:val="%8."/>
+      <w:lvlJc w:val="left"/>
+      <w:pPr>
+        <w:tabs>
+          <w:tab w:val="num" w:pos="5760"/>
+        </w:tabs>
+        <w:ind w:left="5760" w:hanging="360"/>
+      </w:pPr>
+    </w:lvl>
+    <w:lvl w:ilvl="8" w:tentative="1">
+      <w:start w:val="1"/>
+      <w:numFmt w:val="decimal"/>
+      <w:lvlText w:val="%9."/>
+      <w:lvlJc w:val="left"/>
+      <w:pPr>
+        <w:tabs>
+          <w:tab w:val="num" w:pos="6480"/>
+        </w:tabs>
+        <w:ind w:left="6480" w:hanging="360"/>
+      </w:pPr>
+    </w:lvl>
+  </w:abstractNum>
+  <w:abstractNum w:abstractNumId="182" w15:restartNumberingAfterBreak="0">
     <w:nsid w:val="75657497"/>
     <w:multiLevelType w:val="multilevel"/>
     <w:tmpl w:val="10B8BB48"/>
@@ -26852,7 +27427,7 @@
       </w:rPr>
     </w:lvl>
   </w:abstractNum>
-  <w:abstractNum w:abstractNumId="178" w15:restartNumberingAfterBreak="0">
+  <w:abstractNum w:abstractNumId="183" w15:restartNumberingAfterBreak="0">
     <w:nsid w:val="7784607C"/>
     <w:multiLevelType w:val="multilevel"/>
     <w:tmpl w:val="605C0276"/>
@@ -27001,7 +27576,7 @@
       </w:rPr>
     </w:lvl>
   </w:abstractNum>
-  <w:abstractNum w:abstractNumId="179" w15:restartNumberingAfterBreak="0">
+  <w:abstractNum w:abstractNumId="184" w15:restartNumberingAfterBreak="0">
     <w:nsid w:val="78A22134"/>
     <w:multiLevelType w:val="multilevel"/>
     <w:tmpl w:val="073E2A9E"/>
@@ -27150,7 +27725,7 @@
       </w:rPr>
     </w:lvl>
   </w:abstractNum>
-  <w:abstractNum w:abstractNumId="180" w15:restartNumberingAfterBreak="0">
+  <w:abstractNum w:abstractNumId="185" w15:restartNumberingAfterBreak="0">
     <w:nsid w:val="78C02082"/>
     <w:multiLevelType w:val="multilevel"/>
     <w:tmpl w:val="8D0C7626"/>
@@ -27263,7 +27838,7 @@
       </w:pPr>
     </w:lvl>
   </w:abstractNum>
-  <w:abstractNum w:abstractNumId="181" w15:restartNumberingAfterBreak="0">
+  <w:abstractNum w:abstractNumId="186" w15:restartNumberingAfterBreak="0">
     <w:nsid w:val="79730047"/>
     <w:multiLevelType w:val="multilevel"/>
     <w:tmpl w:val="89A40416"/>
@@ -27376,7 +27951,7 @@
       </w:pPr>
     </w:lvl>
   </w:abstractNum>
-  <w:abstractNum w:abstractNumId="182" w15:restartNumberingAfterBreak="0">
+  <w:abstractNum w:abstractNumId="187" w15:restartNumberingAfterBreak="0">
     <w:nsid w:val="7A1E3625"/>
     <w:multiLevelType w:val="multilevel"/>
     <w:tmpl w:val="ED7C47AA"/>
@@ -27493,7 +28068,7 @@
       </w:pPr>
     </w:lvl>
   </w:abstractNum>
-  <w:abstractNum w:abstractNumId="183" w15:restartNumberingAfterBreak="0">
+  <w:abstractNum w:abstractNumId="188" w15:restartNumberingAfterBreak="0">
     <w:nsid w:val="7AB26412"/>
     <w:multiLevelType w:val="multilevel"/>
     <w:tmpl w:val="A2A8B1AC"/>
@@ -27642,7 +28217,7 @@
       </w:rPr>
     </w:lvl>
   </w:abstractNum>
-  <w:abstractNum w:abstractNumId="184" w15:restartNumberingAfterBreak="0">
+  <w:abstractNum w:abstractNumId="189" w15:restartNumberingAfterBreak="0">
     <w:nsid w:val="7B5E061D"/>
     <w:multiLevelType w:val="multilevel"/>
     <w:tmpl w:val="680E5C16"/>
@@ -27791,7 +28366,7 @@
       </w:rPr>
     </w:lvl>
   </w:abstractNum>
-  <w:abstractNum w:abstractNumId="185" w15:restartNumberingAfterBreak="0">
+  <w:abstractNum w:abstractNumId="190" w15:restartNumberingAfterBreak="0">
     <w:nsid w:val="7CAB0C2F"/>
     <w:multiLevelType w:val="multilevel"/>
     <w:tmpl w:val="562684C8"/>
@@ -27940,7 +28515,7 @@
       </w:rPr>
     </w:lvl>
   </w:abstractNum>
-  <w:abstractNum w:abstractNumId="186" w15:restartNumberingAfterBreak="0">
+  <w:abstractNum w:abstractNumId="191" w15:restartNumberingAfterBreak="0">
     <w:nsid w:val="7D811F66"/>
     <w:multiLevelType w:val="multilevel"/>
     <w:tmpl w:val="6510AC00"/>
@@ -28089,7 +28664,7 @@
       </w:rPr>
     </w:lvl>
   </w:abstractNum>
-  <w:abstractNum w:abstractNumId="187" w15:restartNumberingAfterBreak="0">
+  <w:abstractNum w:abstractNumId="192" w15:restartNumberingAfterBreak="0">
     <w:nsid w:val="7E5315A9"/>
     <w:multiLevelType w:val="multilevel"/>
     <w:tmpl w:val="63760288"/>
@@ -28206,7 +28781,7 @@
       </w:pPr>
     </w:lvl>
   </w:abstractNum>
-  <w:abstractNum w:abstractNumId="188" w15:restartNumberingAfterBreak="0">
+  <w:abstractNum w:abstractNumId="193" w15:restartNumberingAfterBreak="0">
     <w:nsid w:val="7E845D03"/>
     <w:multiLevelType w:val="multilevel"/>
     <w:tmpl w:val="22FA3D84"/>
@@ -28355,7 +28930,7 @@
       </w:rPr>
     </w:lvl>
   </w:abstractNum>
-  <w:abstractNum w:abstractNumId="189" w15:restartNumberingAfterBreak="0">
+  <w:abstractNum w:abstractNumId="194" w15:restartNumberingAfterBreak="0">
     <w:nsid w:val="7F9A1358"/>
     <w:multiLevelType w:val="multilevel"/>
     <w:tmpl w:val="818C7948"/>
@@ -28469,58 +29044,58 @@
     </w:lvl>
   </w:abstractNum>
   <w:num w:numId="1" w16cid:durableId="30304640">
-    <w:abstractNumId w:val="136"/>
+    <w:abstractNumId w:val="139"/>
   </w:num>
   <w:num w:numId="2" w16cid:durableId="131679990">
     <w:abstractNumId w:val="41"/>
   </w:num>
   <w:num w:numId="3" w16cid:durableId="1523083221">
-    <w:abstractNumId w:val="92"/>
+    <w:abstractNumId w:val="94"/>
   </w:num>
   <w:num w:numId="4" w16cid:durableId="956788891">
-    <w:abstractNumId w:val="113"/>
+    <w:abstractNumId w:val="116"/>
   </w:num>
   <w:num w:numId="5" w16cid:durableId="1318801211">
+    <w:abstractNumId w:val="99"/>
+  </w:num>
+  <w:num w:numId="6" w16cid:durableId="1068186247">
     <w:abstractNumId w:val="97"/>
   </w:num>
-  <w:num w:numId="6" w16cid:durableId="1068186247">
-    <w:abstractNumId w:val="95"/>
-  </w:num>
   <w:num w:numId="7" w16cid:durableId="1380788396">
-    <w:abstractNumId w:val="106"/>
+    <w:abstractNumId w:val="108"/>
   </w:num>
   <w:num w:numId="8" w16cid:durableId="1435594655">
     <w:abstractNumId w:val="9"/>
   </w:num>
   <w:num w:numId="9" w16cid:durableId="468284279">
-    <w:abstractNumId w:val="179"/>
+    <w:abstractNumId w:val="184"/>
   </w:num>
   <w:num w:numId="10" w16cid:durableId="1801537932">
-    <w:abstractNumId w:val="178"/>
+    <w:abstractNumId w:val="183"/>
   </w:num>
   <w:num w:numId="11" w16cid:durableId="1292319018">
-    <w:abstractNumId w:val="120"/>
+    <w:abstractNumId w:val="123"/>
   </w:num>
   <w:num w:numId="12" w16cid:durableId="1330595449">
-    <w:abstractNumId w:val="119"/>
+    <w:abstractNumId w:val="122"/>
   </w:num>
   <w:num w:numId="13" w16cid:durableId="1978413072">
+    <w:abstractNumId w:val="113"/>
+  </w:num>
+  <w:num w:numId="14" w16cid:durableId="806052255">
+    <w:abstractNumId w:val="168"/>
+  </w:num>
+  <w:num w:numId="15" w16cid:durableId="2104833335">
+    <w:abstractNumId w:val="172"/>
+  </w:num>
+  <w:num w:numId="16" w16cid:durableId="36244815">
+    <w:abstractNumId w:val="92"/>
+  </w:num>
+  <w:num w:numId="17" w16cid:durableId="1400398143">
     <w:abstractNumId w:val="111"/>
   </w:num>
-  <w:num w:numId="14" w16cid:durableId="806052255">
-    <w:abstractNumId w:val="165"/>
-  </w:num>
-  <w:num w:numId="15" w16cid:durableId="2104833335">
-    <w:abstractNumId w:val="168"/>
-  </w:num>
-  <w:num w:numId="16" w16cid:durableId="36244815">
-    <w:abstractNumId w:val="90"/>
-  </w:num>
-  <w:num w:numId="17" w16cid:durableId="1400398143">
-    <w:abstractNumId w:val="109"/>
-  </w:num>
   <w:num w:numId="18" w16cid:durableId="773331749">
-    <w:abstractNumId w:val="188"/>
+    <w:abstractNumId w:val="193"/>
   </w:num>
   <w:num w:numId="19" w16cid:durableId="791021393">
     <w:abstractNumId w:val="49"/>
@@ -28529,19 +29104,19 @@
     <w:abstractNumId w:val="1"/>
   </w:num>
   <w:num w:numId="21" w16cid:durableId="1709253564">
-    <w:abstractNumId w:val="57"/>
+    <w:abstractNumId w:val="59"/>
   </w:num>
   <w:num w:numId="22" w16cid:durableId="191111326">
-    <w:abstractNumId w:val="66"/>
+    <w:abstractNumId w:val="68"/>
   </w:num>
   <w:num w:numId="23" w16cid:durableId="1067648228">
     <w:abstractNumId w:val="13"/>
   </w:num>
   <w:num w:numId="24" w16cid:durableId="561647625">
-    <w:abstractNumId w:val="144"/>
+    <w:abstractNumId w:val="147"/>
   </w:num>
   <w:num w:numId="25" w16cid:durableId="602147053">
-    <w:abstractNumId w:val="149"/>
+    <w:abstractNumId w:val="152"/>
   </w:num>
   <w:num w:numId="26" w16cid:durableId="645671251">
     <w:abstractNumId w:val="48"/>
@@ -28557,16 +29132,16 @@
     </w:lvlOverride>
   </w:num>
   <w:num w:numId="28" w16cid:durableId="2012875563">
-    <w:abstractNumId w:val="139"/>
+    <w:abstractNumId w:val="142"/>
   </w:num>
   <w:num w:numId="29" w16cid:durableId="428089704">
     <w:abstractNumId w:val="34"/>
   </w:num>
   <w:num w:numId="30" w16cid:durableId="410931569">
-    <w:abstractNumId w:val="130"/>
+    <w:abstractNumId w:val="133"/>
   </w:num>
   <w:num w:numId="31" w16cid:durableId="819882765">
-    <w:abstractNumId w:val="130"/>
+    <w:abstractNumId w:val="133"/>
     <w:lvlOverride w:ilvl="1">
       <w:lvl w:ilvl="1">
         <w:numFmt w:val="bullet"/>
@@ -28586,22 +29161,22 @@
     </w:lvlOverride>
   </w:num>
   <w:num w:numId="32" w16cid:durableId="1979919899">
-    <w:abstractNumId w:val="143"/>
+    <w:abstractNumId w:val="146"/>
   </w:num>
   <w:num w:numId="33" w16cid:durableId="650063522">
-    <w:abstractNumId w:val="164"/>
+    <w:abstractNumId w:val="167"/>
   </w:num>
   <w:num w:numId="34" w16cid:durableId="1829176748">
-    <w:abstractNumId w:val="87"/>
+    <w:abstractNumId w:val="89"/>
   </w:num>
   <w:num w:numId="35" w16cid:durableId="599877971">
-    <w:abstractNumId w:val="158"/>
+    <w:abstractNumId w:val="161"/>
   </w:num>
   <w:num w:numId="36" w16cid:durableId="1571841508">
-    <w:abstractNumId w:val="76"/>
+    <w:abstractNumId w:val="78"/>
   </w:num>
   <w:num w:numId="37" w16cid:durableId="391195595">
-    <w:abstractNumId w:val="76"/>
+    <w:abstractNumId w:val="78"/>
     <w:lvlOverride w:ilvl="1">
       <w:lvl w:ilvl="1">
         <w:numFmt w:val="bullet"/>
@@ -28621,19 +29196,19 @@
     </w:lvlOverride>
   </w:num>
   <w:num w:numId="38" w16cid:durableId="919680886">
-    <w:abstractNumId w:val="125"/>
+    <w:abstractNumId w:val="128"/>
   </w:num>
   <w:num w:numId="39" w16cid:durableId="1682001463">
+    <w:abstractNumId w:val="160"/>
+  </w:num>
+  <w:num w:numId="40" w16cid:durableId="175849549">
     <w:abstractNumId w:val="157"/>
   </w:num>
-  <w:num w:numId="40" w16cid:durableId="175849549">
-    <w:abstractNumId w:val="154"/>
-  </w:num>
   <w:num w:numId="41" w16cid:durableId="1617180450">
-    <w:abstractNumId w:val="101"/>
+    <w:abstractNumId w:val="103"/>
   </w:num>
   <w:num w:numId="42" w16cid:durableId="361367430">
-    <w:abstractNumId w:val="101"/>
+    <w:abstractNumId w:val="103"/>
     <w:lvlOverride w:ilvl="1">
       <w:lvl w:ilvl="1">
         <w:numFmt w:val="bullet"/>
@@ -28653,7 +29228,7 @@
     </w:lvlOverride>
   </w:num>
   <w:num w:numId="43" w16cid:durableId="1042828563">
-    <w:abstractNumId w:val="74"/>
+    <w:abstractNumId w:val="76"/>
   </w:num>
   <w:num w:numId="44" w16cid:durableId="1097871696">
     <w:abstractNumId w:val="18"/>
@@ -28662,13 +29237,13 @@
     <w:abstractNumId w:val="29"/>
   </w:num>
   <w:num w:numId="46" w16cid:durableId="938682825">
-    <w:abstractNumId w:val="73"/>
+    <w:abstractNumId w:val="75"/>
   </w:num>
   <w:num w:numId="47" w16cid:durableId="2360494">
-    <w:abstractNumId w:val="94"/>
+    <w:abstractNumId w:val="96"/>
   </w:num>
   <w:num w:numId="48" w16cid:durableId="1462654371">
-    <w:abstractNumId w:val="94"/>
+    <w:abstractNumId w:val="96"/>
     <w:lvlOverride w:ilvl="1">
       <w:lvl w:ilvl="1">
         <w:numFmt w:val="bullet"/>
@@ -28691,22 +29266,22 @@
     <w:abstractNumId w:val="6"/>
   </w:num>
   <w:num w:numId="50" w16cid:durableId="1930918386">
-    <w:abstractNumId w:val="114"/>
+    <w:abstractNumId w:val="117"/>
   </w:num>
   <w:num w:numId="51" w16cid:durableId="209197328">
-    <w:abstractNumId w:val="127"/>
+    <w:abstractNumId w:val="130"/>
   </w:num>
   <w:num w:numId="52" w16cid:durableId="697435575">
-    <w:abstractNumId w:val="102"/>
+    <w:abstractNumId w:val="104"/>
   </w:num>
   <w:num w:numId="53" w16cid:durableId="582766624">
-    <w:abstractNumId w:val="184"/>
+    <w:abstractNumId w:val="189"/>
   </w:num>
   <w:num w:numId="54" w16cid:durableId="830023098">
-    <w:abstractNumId w:val="81"/>
+    <w:abstractNumId w:val="83"/>
   </w:num>
   <w:num w:numId="55" w16cid:durableId="2100523153">
-    <w:abstractNumId w:val="81"/>
+    <w:abstractNumId w:val="83"/>
     <w:lvlOverride w:ilvl="2">
       <w:lvl w:ilvl="2">
         <w:numFmt w:val="bullet"/>
@@ -28726,25 +29301,25 @@
     </w:lvlOverride>
   </w:num>
   <w:num w:numId="56" w16cid:durableId="2020885991">
-    <w:abstractNumId w:val="62"/>
+    <w:abstractNumId w:val="64"/>
   </w:num>
   <w:num w:numId="57" w16cid:durableId="1606956943">
-    <w:abstractNumId w:val="162"/>
+    <w:abstractNumId w:val="165"/>
   </w:num>
   <w:num w:numId="58" w16cid:durableId="1840383666">
-    <w:abstractNumId w:val="59"/>
+    <w:abstractNumId w:val="61"/>
   </w:num>
   <w:num w:numId="59" w16cid:durableId="1892301501">
     <w:abstractNumId w:val="31"/>
   </w:num>
   <w:num w:numId="60" w16cid:durableId="836503678">
-    <w:abstractNumId w:val="58"/>
+    <w:abstractNumId w:val="60"/>
   </w:num>
   <w:num w:numId="61" w16cid:durableId="779489446">
-    <w:abstractNumId w:val="161"/>
+    <w:abstractNumId w:val="164"/>
   </w:num>
   <w:num w:numId="62" w16cid:durableId="2096628128">
-    <w:abstractNumId w:val="166"/>
+    <w:abstractNumId w:val="170"/>
   </w:num>
   <w:num w:numId="63" w16cid:durableId="1257978311">
     <w:abstractNumId w:val="15"/>
@@ -28756,19 +29331,19 @@
     </w:lvlOverride>
   </w:num>
   <w:num w:numId="65" w16cid:durableId="217672684">
-    <w:abstractNumId w:val="65"/>
+    <w:abstractNumId w:val="67"/>
   </w:num>
   <w:num w:numId="66" w16cid:durableId="1697807086">
-    <w:abstractNumId w:val="145"/>
+    <w:abstractNumId w:val="148"/>
   </w:num>
   <w:num w:numId="67" w16cid:durableId="1418672027">
-    <w:abstractNumId w:val="107"/>
+    <w:abstractNumId w:val="109"/>
   </w:num>
   <w:num w:numId="68" w16cid:durableId="91168919">
-    <w:abstractNumId w:val="54"/>
+    <w:abstractNumId w:val="55"/>
   </w:num>
   <w:num w:numId="69" w16cid:durableId="2116288939">
-    <w:abstractNumId w:val="54"/>
+    <w:abstractNumId w:val="55"/>
     <w:lvlOverride w:ilvl="1">
       <w:lvl w:ilvl="1">
         <w:numFmt w:val="bullet"/>
@@ -28794,13 +29369,13 @@
     <w:abstractNumId w:val="20"/>
   </w:num>
   <w:num w:numId="72" w16cid:durableId="1766876056">
-    <w:abstractNumId w:val="138"/>
+    <w:abstractNumId w:val="141"/>
   </w:num>
   <w:num w:numId="73" w16cid:durableId="929197985">
-    <w:abstractNumId w:val="160"/>
+    <w:abstractNumId w:val="163"/>
   </w:num>
   <w:num w:numId="74" w16cid:durableId="406078978">
-    <w:abstractNumId w:val="160"/>
+    <w:abstractNumId w:val="163"/>
     <w:lvlOverride w:ilvl="1">
       <w:lvl w:ilvl="1">
         <w:numFmt w:val="bullet"/>
@@ -28820,7 +29395,7 @@
     </w:lvlOverride>
   </w:num>
   <w:num w:numId="75" w16cid:durableId="1260987308">
-    <w:abstractNumId w:val="160"/>
+    <w:abstractNumId w:val="163"/>
     <w:lvlOverride w:ilvl="1">
       <w:lvl w:ilvl="1">
         <w:numFmt w:val="bullet"/>
@@ -28840,10 +29415,10 @@
     </w:lvlOverride>
   </w:num>
   <w:num w:numId="76" w16cid:durableId="533739789">
-    <w:abstractNumId w:val="80"/>
+    <w:abstractNumId w:val="82"/>
   </w:num>
   <w:num w:numId="77" w16cid:durableId="526450885">
-    <w:abstractNumId w:val="147"/>
+    <w:abstractNumId w:val="150"/>
   </w:num>
   <w:num w:numId="78" w16cid:durableId="1324964506">
     <w:abstractNumId w:val="51"/>
@@ -28868,7 +29443,7 @@
     </w:lvlOverride>
   </w:num>
   <w:num w:numId="83" w16cid:durableId="2044592980">
-    <w:abstractNumId w:val="88"/>
+    <w:abstractNumId w:val="90"/>
   </w:num>
   <w:num w:numId="84" w16cid:durableId="1940676223">
     <w:abstractNumId w:val="3"/>
@@ -28880,13 +29455,13 @@
     <w:abstractNumId w:val="44"/>
   </w:num>
   <w:num w:numId="87" w16cid:durableId="482088748">
-    <w:abstractNumId w:val="86"/>
+    <w:abstractNumId w:val="88"/>
   </w:num>
   <w:num w:numId="88" w16cid:durableId="2067410442">
-    <w:abstractNumId w:val="70"/>
+    <w:abstractNumId w:val="72"/>
   </w:num>
   <w:num w:numId="89" w16cid:durableId="327559367">
-    <w:abstractNumId w:val="121"/>
+    <w:abstractNumId w:val="124"/>
   </w:num>
   <w:num w:numId="90" w16cid:durableId="41368198">
     <w:abstractNumId w:val="43"/>
@@ -28938,34 +29513,34 @@
     <w:abstractNumId w:val="23"/>
   </w:num>
   <w:num w:numId="95" w16cid:durableId="665595090">
-    <w:abstractNumId w:val="82"/>
+    <w:abstractNumId w:val="84"/>
   </w:num>
   <w:num w:numId="96" w16cid:durableId="1303005290">
-    <w:abstractNumId w:val="77"/>
+    <w:abstractNumId w:val="79"/>
   </w:num>
   <w:num w:numId="97" w16cid:durableId="1213418878">
-    <w:abstractNumId w:val="112"/>
+    <w:abstractNumId w:val="114"/>
   </w:num>
   <w:num w:numId="98" w16cid:durableId="1310596252">
-    <w:abstractNumId w:val="173"/>
+    <w:abstractNumId w:val="177"/>
   </w:num>
   <w:num w:numId="99" w16cid:durableId="1261528361">
-    <w:abstractNumId w:val="69"/>
+    <w:abstractNumId w:val="71"/>
   </w:num>
   <w:num w:numId="100" w16cid:durableId="1837305605">
-    <w:abstractNumId w:val="68"/>
+    <w:abstractNumId w:val="70"/>
   </w:num>
   <w:num w:numId="101" w16cid:durableId="1037898143">
-    <w:abstractNumId w:val="137"/>
+    <w:abstractNumId w:val="140"/>
   </w:num>
   <w:num w:numId="102" w16cid:durableId="1515802033">
-    <w:abstractNumId w:val="100"/>
+    <w:abstractNumId w:val="102"/>
   </w:num>
   <w:num w:numId="103" w16cid:durableId="1335262094">
-    <w:abstractNumId w:val="172"/>
+    <w:abstractNumId w:val="176"/>
   </w:num>
   <w:num w:numId="104" w16cid:durableId="216666700">
-    <w:abstractNumId w:val="129"/>
+    <w:abstractNumId w:val="132"/>
   </w:num>
   <w:num w:numId="105" w16cid:durableId="109128233">
     <w:abstractNumId w:val="36"/>
@@ -28974,55 +29549,55 @@
     <w:abstractNumId w:val="5"/>
   </w:num>
   <w:num w:numId="107" w16cid:durableId="381170654">
-    <w:abstractNumId w:val="79"/>
+    <w:abstractNumId w:val="81"/>
   </w:num>
   <w:num w:numId="108" w16cid:durableId="1078795820">
     <w:abstractNumId w:val="28"/>
   </w:num>
   <w:num w:numId="109" w16cid:durableId="565186218">
-    <w:abstractNumId w:val="60"/>
+    <w:abstractNumId w:val="62"/>
   </w:num>
   <w:num w:numId="110" w16cid:durableId="954218831">
-    <w:abstractNumId w:val="116"/>
+    <w:abstractNumId w:val="119"/>
   </w:num>
   <w:num w:numId="111" w16cid:durableId="904101517">
-    <w:abstractNumId w:val="133"/>
+    <w:abstractNumId w:val="136"/>
   </w:num>
   <w:num w:numId="112" w16cid:durableId="1253317046">
-    <w:abstractNumId w:val="91"/>
+    <w:abstractNumId w:val="93"/>
   </w:num>
   <w:num w:numId="113" w16cid:durableId="1813325584">
-    <w:abstractNumId w:val="126"/>
+    <w:abstractNumId w:val="129"/>
   </w:num>
   <w:num w:numId="114" w16cid:durableId="508369199">
-    <w:abstractNumId w:val="153"/>
+    <w:abstractNumId w:val="156"/>
   </w:num>
   <w:num w:numId="115" w16cid:durableId="755593366">
-    <w:abstractNumId w:val="140"/>
+    <w:abstractNumId w:val="143"/>
   </w:num>
   <w:num w:numId="116" w16cid:durableId="526723045">
-    <w:abstractNumId w:val="151"/>
+    <w:abstractNumId w:val="154"/>
   </w:num>
   <w:num w:numId="117" w16cid:durableId="1515725074">
-    <w:abstractNumId w:val="63"/>
+    <w:abstractNumId w:val="65"/>
   </w:num>
   <w:num w:numId="118" w16cid:durableId="1472013178">
-    <w:abstractNumId w:val="156"/>
+    <w:abstractNumId w:val="159"/>
   </w:num>
   <w:num w:numId="119" w16cid:durableId="348145094">
-    <w:abstractNumId w:val="169"/>
+    <w:abstractNumId w:val="173"/>
   </w:num>
   <w:num w:numId="120" w16cid:durableId="1487549432">
     <w:abstractNumId w:val="27"/>
   </w:num>
   <w:num w:numId="121" w16cid:durableId="781846308">
-    <w:abstractNumId w:val="177"/>
+    <w:abstractNumId w:val="182"/>
   </w:num>
   <w:num w:numId="122" w16cid:durableId="1928462526">
     <w:abstractNumId w:val="30"/>
   </w:num>
   <w:num w:numId="123" w16cid:durableId="1705324109">
-    <w:abstractNumId w:val="96"/>
+    <w:abstractNumId w:val="98"/>
   </w:num>
   <w:num w:numId="124" w16cid:durableId="937831234">
     <w:abstractNumId w:val="24"/>
@@ -29068,10 +29643,10 @@
     </w:lvlOverride>
   </w:num>
   <w:num w:numId="127" w16cid:durableId="449935055">
-    <w:abstractNumId w:val="71"/>
+    <w:abstractNumId w:val="73"/>
   </w:num>
   <w:num w:numId="128" w16cid:durableId="1261794205">
-    <w:abstractNumId w:val="72"/>
+    <w:abstractNumId w:val="74"/>
   </w:num>
   <w:num w:numId="129" w16cid:durableId="155000773">
     <w:abstractNumId w:val="50"/>
@@ -29080,19 +29655,19 @@
     <w:abstractNumId w:val="17"/>
   </w:num>
   <w:num w:numId="131" w16cid:durableId="305207024">
-    <w:abstractNumId w:val="189"/>
+    <w:abstractNumId w:val="194"/>
   </w:num>
   <w:num w:numId="132" w16cid:durableId="303120880">
     <w:abstractNumId w:val="53"/>
   </w:num>
   <w:num w:numId="133" w16cid:durableId="926383284">
-    <w:abstractNumId w:val="155"/>
+    <w:abstractNumId w:val="158"/>
   </w:num>
   <w:num w:numId="134" w16cid:durableId="1977298208">
-    <w:abstractNumId w:val="110"/>
+    <w:abstractNumId w:val="112"/>
   </w:num>
   <w:num w:numId="135" w16cid:durableId="1556696686">
-    <w:abstractNumId w:val="118"/>
+    <w:abstractNumId w:val="121"/>
   </w:num>
   <w:num w:numId="136" w16cid:durableId="11954707">
     <w:abstractNumId w:val="14"/>
@@ -29101,19 +29676,19 @@
     <w:abstractNumId w:val="42"/>
   </w:num>
   <w:num w:numId="138" w16cid:durableId="820736359">
-    <w:abstractNumId w:val="89"/>
+    <w:abstractNumId w:val="91"/>
   </w:num>
   <w:num w:numId="139" w16cid:durableId="1501693897">
-    <w:abstractNumId w:val="123"/>
+    <w:abstractNumId w:val="126"/>
   </w:num>
   <w:num w:numId="140" w16cid:durableId="917518012">
-    <w:abstractNumId w:val="142"/>
+    <w:abstractNumId w:val="145"/>
   </w:num>
   <w:num w:numId="141" w16cid:durableId="1124225954">
-    <w:abstractNumId w:val="187"/>
+    <w:abstractNumId w:val="192"/>
   </w:num>
   <w:num w:numId="142" w16cid:durableId="1428883756">
-    <w:abstractNumId w:val="148"/>
+    <w:abstractNumId w:val="151"/>
   </w:num>
   <w:num w:numId="143" w16cid:durableId="1651326372">
     <w:abstractNumId w:val="46"/>
@@ -29122,13 +29697,13 @@
     <w:abstractNumId w:val="21"/>
   </w:num>
   <w:num w:numId="145" w16cid:durableId="592209289">
-    <w:abstractNumId w:val="159"/>
+    <w:abstractNumId w:val="162"/>
   </w:num>
   <w:num w:numId="146" w16cid:durableId="397285438">
-    <w:abstractNumId w:val="55"/>
+    <w:abstractNumId w:val="56"/>
   </w:num>
   <w:num w:numId="147" w16cid:durableId="81950788">
-    <w:abstractNumId w:val="105"/>
+    <w:abstractNumId w:val="107"/>
   </w:num>
   <w:num w:numId="148" w16cid:durableId="1868786268">
     <w:abstractNumId w:val="2"/>
@@ -29140,28 +29715,28 @@
     <w:abstractNumId w:val="0"/>
   </w:num>
   <w:num w:numId="151" w16cid:durableId="1123428036">
-    <w:abstractNumId w:val="141"/>
+    <w:abstractNumId w:val="144"/>
   </w:num>
   <w:num w:numId="152" w16cid:durableId="991253855">
-    <w:abstractNumId w:val="141"/>
+    <w:abstractNumId w:val="144"/>
     <w:lvlOverride w:ilvl="1">
       <w:startOverride w:val="1"/>
     </w:lvlOverride>
   </w:num>
   <w:num w:numId="153" w16cid:durableId="1024358816">
-    <w:abstractNumId w:val="75"/>
+    <w:abstractNumId w:val="77"/>
   </w:num>
   <w:num w:numId="154" w16cid:durableId="148643133">
-    <w:abstractNumId w:val="83"/>
+    <w:abstractNumId w:val="85"/>
   </w:num>
   <w:num w:numId="155" w16cid:durableId="292488364">
-    <w:abstractNumId w:val="146"/>
+    <w:abstractNumId w:val="149"/>
   </w:num>
   <w:num w:numId="156" w16cid:durableId="1886066264">
-    <w:abstractNumId w:val="152"/>
+    <w:abstractNumId w:val="155"/>
   </w:num>
   <w:num w:numId="157" w16cid:durableId="2038193403">
-    <w:abstractNumId w:val="152"/>
+    <w:abstractNumId w:val="155"/>
     <w:lvlOverride w:ilvl="1">
       <w:lvl w:ilvl="1">
         <w:numFmt w:val="bullet"/>
@@ -29184,16 +29759,16 @@
     <w:abstractNumId w:val="26"/>
   </w:num>
   <w:num w:numId="159" w16cid:durableId="915242249">
-    <w:abstractNumId w:val="104"/>
+    <w:abstractNumId w:val="106"/>
   </w:num>
   <w:num w:numId="160" w16cid:durableId="2058815222">
     <w:abstractNumId w:val="11"/>
   </w:num>
   <w:num w:numId="161" w16cid:durableId="1672024289">
-    <w:abstractNumId w:val="115"/>
+    <w:abstractNumId w:val="118"/>
   </w:num>
   <w:num w:numId="162" w16cid:durableId="968634561">
-    <w:abstractNumId w:val="115"/>
+    <w:abstractNumId w:val="118"/>
     <w:lvlOverride w:ilvl="1">
       <w:lvl w:ilvl="1">
         <w:numFmt w:val="bullet"/>
@@ -29216,145 +29791,160 @@
     <w:abstractNumId w:val="38"/>
   </w:num>
   <w:num w:numId="164" w16cid:durableId="346951097">
-    <w:abstractNumId w:val="124"/>
+    <w:abstractNumId w:val="127"/>
   </w:num>
   <w:num w:numId="165" w16cid:durableId="786855938">
     <w:abstractNumId w:val="47"/>
   </w:num>
   <w:num w:numId="166" w16cid:durableId="740370708">
-    <w:abstractNumId w:val="85"/>
+    <w:abstractNumId w:val="87"/>
   </w:num>
   <w:num w:numId="167" w16cid:durableId="1880626334">
-    <w:abstractNumId w:val="85"/>
+    <w:abstractNumId w:val="87"/>
     <w:lvlOverride w:ilvl="2">
       <w:startOverride w:val="1"/>
     </w:lvlOverride>
   </w:num>
   <w:num w:numId="168" w16cid:durableId="1984188479">
-    <w:abstractNumId w:val="56"/>
+    <w:abstractNumId w:val="58"/>
   </w:num>
   <w:num w:numId="169" w16cid:durableId="675571960">
-    <w:abstractNumId w:val="99"/>
+    <w:abstractNumId w:val="101"/>
   </w:num>
   <w:num w:numId="170" w16cid:durableId="461383622">
-    <w:abstractNumId w:val="78"/>
+    <w:abstractNumId w:val="80"/>
   </w:num>
   <w:num w:numId="171" w16cid:durableId="762144377">
     <w:abstractNumId w:val="45"/>
   </w:num>
   <w:num w:numId="172" w16cid:durableId="1425685518">
-    <w:abstractNumId w:val="163"/>
+    <w:abstractNumId w:val="166"/>
   </w:num>
   <w:num w:numId="173" w16cid:durableId="536354307">
-    <w:abstractNumId w:val="61"/>
+    <w:abstractNumId w:val="63"/>
   </w:num>
   <w:num w:numId="174" w16cid:durableId="915240226">
     <w:abstractNumId w:val="32"/>
   </w:num>
   <w:num w:numId="175" w16cid:durableId="875001005">
-    <w:abstractNumId w:val="174"/>
+    <w:abstractNumId w:val="178"/>
   </w:num>
   <w:num w:numId="176" w16cid:durableId="552930650">
-    <w:abstractNumId w:val="135"/>
+    <w:abstractNumId w:val="138"/>
   </w:num>
   <w:num w:numId="177" w16cid:durableId="649478602">
-    <w:abstractNumId w:val="175"/>
+    <w:abstractNumId w:val="179"/>
   </w:num>
   <w:num w:numId="178" w16cid:durableId="1615282566">
     <w:abstractNumId w:val="39"/>
   </w:num>
   <w:num w:numId="179" w16cid:durableId="1783767042">
-    <w:abstractNumId w:val="182"/>
+    <w:abstractNumId w:val="187"/>
   </w:num>
   <w:num w:numId="180" w16cid:durableId="742531134">
     <w:abstractNumId w:val="33"/>
   </w:num>
   <w:num w:numId="181" w16cid:durableId="1829979370">
-    <w:abstractNumId w:val="64"/>
+    <w:abstractNumId w:val="66"/>
   </w:num>
   <w:num w:numId="182" w16cid:durableId="1521435721">
     <w:abstractNumId w:val="8"/>
   </w:num>
   <w:num w:numId="183" w16cid:durableId="1773165063">
-    <w:abstractNumId w:val="131"/>
+    <w:abstractNumId w:val="134"/>
   </w:num>
   <w:num w:numId="184" w16cid:durableId="1007832891">
     <w:abstractNumId w:val="7"/>
   </w:num>
   <w:num w:numId="185" w16cid:durableId="82190003">
-    <w:abstractNumId w:val="93"/>
+    <w:abstractNumId w:val="95"/>
   </w:num>
   <w:num w:numId="186" w16cid:durableId="44915836">
-    <w:abstractNumId w:val="181"/>
+    <w:abstractNumId w:val="186"/>
   </w:num>
   <w:num w:numId="187" w16cid:durableId="833184744">
-    <w:abstractNumId w:val="117"/>
+    <w:abstractNumId w:val="120"/>
   </w:num>
   <w:num w:numId="188" w16cid:durableId="1715157717">
     <w:abstractNumId w:val="12"/>
   </w:num>
   <w:num w:numId="189" w16cid:durableId="1289049802">
-    <w:abstractNumId w:val="84"/>
+    <w:abstractNumId w:val="86"/>
   </w:num>
   <w:num w:numId="190" w16cid:durableId="271665483">
-    <w:abstractNumId w:val="186"/>
+    <w:abstractNumId w:val="191"/>
   </w:num>
   <w:num w:numId="191" w16cid:durableId="1269580070">
-    <w:abstractNumId w:val="122"/>
+    <w:abstractNumId w:val="125"/>
   </w:num>
   <w:num w:numId="192" w16cid:durableId="1842308085">
     <w:abstractNumId w:val="22"/>
   </w:num>
   <w:num w:numId="193" w16cid:durableId="399522766">
-    <w:abstractNumId w:val="180"/>
+    <w:abstractNumId w:val="185"/>
   </w:num>
   <w:num w:numId="194" w16cid:durableId="1172987669">
-    <w:abstractNumId w:val="185"/>
+    <w:abstractNumId w:val="190"/>
   </w:num>
   <w:num w:numId="195" w16cid:durableId="156726155">
-    <w:abstractNumId w:val="98"/>
+    <w:abstractNumId w:val="100"/>
   </w:num>
   <w:num w:numId="196" w16cid:durableId="1764834616">
-    <w:abstractNumId w:val="171"/>
+    <w:abstractNumId w:val="175"/>
   </w:num>
   <w:num w:numId="197" w16cid:durableId="1084379346">
-    <w:abstractNumId w:val="103"/>
+    <w:abstractNumId w:val="105"/>
   </w:num>
   <w:num w:numId="198" w16cid:durableId="1652783708">
-    <w:abstractNumId w:val="108"/>
+    <w:abstractNumId w:val="110"/>
   </w:num>
   <w:num w:numId="199" w16cid:durableId="1326741999">
-    <w:abstractNumId w:val="183"/>
+    <w:abstractNumId w:val="188"/>
   </w:num>
   <w:num w:numId="200" w16cid:durableId="2086873439">
     <w:abstractNumId w:val="10"/>
   </w:num>
   <w:num w:numId="201" w16cid:durableId="1933271719">
-    <w:abstractNumId w:val="150"/>
+    <w:abstractNumId w:val="153"/>
   </w:num>
   <w:num w:numId="202" w16cid:durableId="525602612">
-    <w:abstractNumId w:val="167"/>
+    <w:abstractNumId w:val="171"/>
   </w:num>
   <w:num w:numId="203" w16cid:durableId="692533340">
     <w:abstractNumId w:val="16"/>
   </w:num>
   <w:num w:numId="204" w16cid:durableId="2140997726">
-    <w:abstractNumId w:val="176"/>
+    <w:abstractNumId w:val="180"/>
   </w:num>
   <w:num w:numId="205" w16cid:durableId="1084766653">
-    <w:abstractNumId w:val="128"/>
+    <w:abstractNumId w:val="131"/>
   </w:num>
   <w:num w:numId="206" w16cid:durableId="957178246">
-    <w:abstractNumId w:val="132"/>
+    <w:abstractNumId w:val="135"/>
   </w:num>
   <w:num w:numId="207" w16cid:durableId="691878564">
-    <w:abstractNumId w:val="67"/>
+    <w:abstractNumId w:val="69"/>
   </w:num>
   <w:num w:numId="208" w16cid:durableId="111361306">
-    <w:abstractNumId w:val="170"/>
+    <w:abstractNumId w:val="174"/>
   </w:num>
   <w:num w:numId="209" w16cid:durableId="1155537113">
-    <w:abstractNumId w:val="134"/>
+    <w:abstractNumId w:val="137"/>
+  </w:num>
+  <w:num w:numId="210" w16cid:durableId="297959159">
+    <w:abstractNumId w:val="169"/>
+  </w:num>
+  <w:num w:numId="211" w16cid:durableId="1839609795">
+    <w:abstractNumId w:val="54"/>
+  </w:num>
+  <w:num w:numId="212" w16cid:durableId="511604804">
+    <w:abstractNumId w:val="181"/>
+  </w:num>
+  <w:num w:numId="213" w16cid:durableId="680397906">
+    <w:abstractNumId w:val="57"/>
+  </w:num>
+  <w:num w:numId="214" w16cid:durableId="41557804">
+    <w:abstractNumId w:val="115"/>
   </w:num>
 </w:numbering>
 </file>
